--- a/CASPTemplate.docx
+++ b/CASPTemplate.docx
@@ -4,7 +4,17 @@
   <w:body>
     <w:p>
       <w:pPr>
+        <w:pStyle w:val="Heading1"/>
+        <w:spacing w:after="0"/>
+      </w:pPr>
+      <w:r>
+        <w:t>CADET ACTION AND SAFETY PLAN</w:t>
+      </w:r>
+    </w:p>
+    <w:p>
+      <w:pPr>
         <w:pStyle w:val="Heading2"/>
+        <w:jc w:val="center"/>
       </w:pPr>
       <w:r>
         <w:t>Introduction</w:t>
@@ -52,41 +62,106 @@
         <w:t xml:space="preserve">: </w:t>
       </w:r>
       <w:r>
-        <w:t xml:space="preserve">This CASP covers the event </w:t>
+        <w:t>This CASP covers the event</w:t>
+      </w:r>
+      <w:r>
+        <w:rPr>
+          <w:b/>
+          <w:bCs/>
+        </w:rPr>
+        <w:t xml:space="preserve"> </w:t>
       </w:r>
       <w:proofErr w:type="gramStart"/>
+      <w:r>
+        <w:rPr>
+          <w:rFonts w:cs="Arial"/>
+          <w:b/>
+          <w:bCs/>
+          <w:lang w:eastAsia="en-GB"/>
+        </w:rPr>
+        <w:t xml:space="preserve">{{ </w:t>
+      </w:r>
+      <w:proofErr w:type="spellStart"/>
+      <w:r>
+        <w:rPr>
+          <w:rFonts w:cs="Arial"/>
+          <w:b/>
+          <w:bCs/>
+          <w:lang w:eastAsia="en-GB"/>
+        </w:rPr>
+        <w:t>Activity.Type</w:t>
+      </w:r>
+      <w:proofErr w:type="spellEnd"/>
+      <w:proofErr w:type="gramEnd"/>
+      <w:r>
+        <w:rPr>
+          <w:rFonts w:cs="Arial"/>
+          <w:b/>
+          <w:bCs/>
+          <w:lang w:eastAsia="en-GB"/>
+        </w:rPr>
+        <w:t xml:space="preserve"> }}</w:t>
+      </w:r>
       <w:r>
         <w:rPr>
           <w:rFonts w:cs="Arial"/>
           <w:lang w:eastAsia="en-GB"/>
         </w:rPr>
+        <w:t xml:space="preserve"> </w:t>
+      </w:r>
+      <w:r>
+        <w:t xml:space="preserve">conducted by C Company </w:t>
+      </w:r>
+      <w:r>
+        <w:t>at</w:t>
+      </w:r>
+      <w:r>
+        <w:rPr>
+          <w:b/>
+          <w:bCs/>
+        </w:rPr>
+        <w:t xml:space="preserve"> </w:t>
+      </w:r>
+      <w:proofErr w:type="gramStart"/>
+      <w:r>
+        <w:rPr>
+          <w:rFonts w:cs="Arial"/>
+          <w:b/>
+          <w:bCs/>
+          <w:lang w:eastAsia="en-GB"/>
+        </w:rPr>
         <w:t xml:space="preserve">{{ </w:t>
       </w:r>
       <w:proofErr w:type="spellStart"/>
       <w:r>
         <w:rPr>
           <w:rFonts w:cs="Arial"/>
+          <w:b/>
+          <w:bCs/>
           <w:lang w:eastAsia="en-GB"/>
         </w:rPr>
-        <w:t>Activity.Type</w:t>
+        <w:t>Activity.PrimaryLocation</w:t>
       </w:r>
       <w:proofErr w:type="spellEnd"/>
       <w:proofErr w:type="gramEnd"/>
       <w:r>
         <w:rPr>
           <w:rFonts w:cs="Arial"/>
+          <w:b/>
+          <w:bCs/>
           <w:lang w:eastAsia="en-GB"/>
         </w:rPr>
-        <w:t xml:space="preserve"> }} </w:t>
-      </w:r>
-      <w:r>
-        <w:t xml:space="preserve">conducted by C Company at </w:t>
+        <w:t xml:space="preserve"> }}</w:t>
+      </w:r>
+      <w:r>
+        <w:t xml:space="preserve"> on </w:t>
       </w:r>
       <w:proofErr w:type="gramStart"/>
       <w:r>
         <w:rPr>
           <w:rFonts w:cs="Arial"/>
-          <w:lang w:eastAsia="en-GB"/>
+          <w:b/>
+          <w:bCs/>
         </w:rPr>
         <w:t xml:space="preserve">{{ </w:t>
       </w:r>
@@ -94,100 +169,113 @@
       <w:r>
         <w:rPr>
           <w:rFonts w:cs="Arial"/>
-          <w:lang w:eastAsia="en-GB"/>
-        </w:rPr>
-        <w:t>Activity.PrimaryLocation</w:t>
+          <w:b/>
+          <w:bCs/>
+        </w:rPr>
+        <w:t>Activity.StartDate</w:t>
       </w:r>
       <w:proofErr w:type="spellEnd"/>
       <w:proofErr w:type="gramEnd"/>
       <w:r>
         <w:rPr>
           <w:rFonts w:cs="Arial"/>
+          <w:b/>
+          <w:bCs/>
+        </w:rPr>
+        <w:t xml:space="preserve"> }}</w:t>
+      </w:r>
+      <w:r>
+        <w:t xml:space="preserve">.  The aim of the event is </w:t>
+      </w:r>
+      <w:proofErr w:type="gramStart"/>
+      <w:r>
+        <w:rPr>
+          <w:rFonts w:cs="Arial"/>
+          <w:b/>
+          <w:bCs/>
           <w:lang w:eastAsia="en-GB"/>
         </w:rPr>
-        <w:t xml:space="preserve"> }}</w:t>
-      </w:r>
-      <w:r>
-        <w:t xml:space="preserve"> on </w:t>
-      </w:r>
-      <w:proofErr w:type="gramStart"/>
+        <w:t xml:space="preserve">{{ </w:t>
+      </w:r>
+      <w:proofErr w:type="spellStart"/>
       <w:r>
         <w:rPr>
           <w:rFonts w:cs="Arial"/>
-        </w:rPr>
-        <w:t xml:space="preserve">{{ </w:t>
-      </w:r>
-      <w:proofErr w:type="spellStart"/>
-      <w:r>
-        <w:rPr>
-          <w:rFonts w:cs="Arial"/>
-        </w:rPr>
-        <w:t>Activity.StartDate</w:t>
+          <w:b/>
+          <w:bCs/>
+          <w:lang w:eastAsia="en-GB"/>
+        </w:rPr>
+        <w:t>Activity.Purpose</w:t>
       </w:r>
       <w:proofErr w:type="spellEnd"/>
       <w:proofErr w:type="gramEnd"/>
       <w:r>
         <w:rPr>
           <w:rFonts w:cs="Arial"/>
+          <w:b/>
+          <w:bCs/>
+          <w:lang w:eastAsia="en-GB"/>
         </w:rPr>
         <w:t xml:space="preserve"> }}</w:t>
       </w:r>
       <w:r>
-        <w:t xml:space="preserve">.  The aim of the event is </w:t>
+        <w:t xml:space="preserve">.  Estimated attendance is </w:t>
       </w:r>
       <w:proofErr w:type="gramStart"/>
       <w:r>
         <w:rPr>
-          <w:rFonts w:cs="Arial"/>
-          <w:lang w:eastAsia="en-GB"/>
+          <w:b/>
+          <w:bCs/>
         </w:rPr>
         <w:t xml:space="preserve">{{ </w:t>
       </w:r>
       <w:proofErr w:type="spellStart"/>
       <w:r>
         <w:rPr>
-          <w:rFonts w:cs="Arial"/>
-          <w:lang w:eastAsia="en-GB"/>
-        </w:rPr>
-        <w:t>Activity.Purpose</w:t>
+          <w:b/>
+          <w:bCs/>
+        </w:rPr>
+        <w:t>Activity.CFAVCount</w:t>
       </w:r>
       <w:proofErr w:type="spellEnd"/>
       <w:proofErr w:type="gramEnd"/>
       <w:r>
         <w:rPr>
-          <w:rFonts w:cs="Arial"/>
-          <w:lang w:eastAsia="en-GB"/>
+          <w:b/>
+          <w:bCs/>
         </w:rPr>
         <w:t xml:space="preserve"> }}</w:t>
       </w:r>
       <w:r>
-        <w:t xml:space="preserve">.  Estimated attendance is </w:t>
+        <w:t xml:space="preserve"> CFAVs and </w:t>
       </w:r>
       <w:proofErr w:type="gramStart"/>
       <w:r>
+        <w:rPr>
+          <w:b/>
+          <w:bCs/>
+        </w:rPr>
         <w:t xml:space="preserve">{{ </w:t>
       </w:r>
       <w:proofErr w:type="spellStart"/>
       <w:r>
-        <w:t>Activity.CFAVCount</w:t>
+        <w:rPr>
+          <w:b/>
+          <w:bCs/>
+        </w:rPr>
+        <w:t>Activity.CadetCount</w:t>
       </w:r>
       <w:proofErr w:type="spellEnd"/>
       <w:proofErr w:type="gramEnd"/>
       <w:r>
-        <w:t xml:space="preserve"> }} CFAVs and </w:t>
-      </w:r>
-      <w:proofErr w:type="gramStart"/>
-      <w:r>
-        <w:t xml:space="preserve">{{ </w:t>
-      </w:r>
-      <w:proofErr w:type="spellStart"/>
-      <w:r>
-        <w:t>Activity.CadetCount</w:t>
-      </w:r>
-      <w:proofErr w:type="spellEnd"/>
-      <w:proofErr w:type="gramEnd"/>
-      <w:r>
-        <w:t xml:space="preserve"> }} cadets</w:t>
+        <w:rPr>
+          <w:b/>
+          <w:bCs/>
+        </w:rPr>
+        <w:t xml:space="preserve"> }}</w:t>
+      </w:r>
+      <w:r>
+        <w:t xml:space="preserve"> cadets</w:t>
       </w:r>
       <w:r>
         <w:t>.</w:t>
@@ -309,24 +397,27 @@
         <w:spacing w:after="220"/>
         <w:contextualSpacing w:val="0"/>
         <w:textAlignment w:val="baseline"/>
+        <w:rPr>
+          <w:b/>
+        </w:rPr>
       </w:pPr>
       <w:proofErr w:type="gramStart"/>
       <w:r>
         <w:rPr>
-          <w:bCs/>
+          <w:b/>
         </w:rPr>
         <w:t>{{ aim</w:t>
       </w:r>
       <w:proofErr w:type="gramEnd"/>
       <w:r>
         <w:rPr>
-          <w:bCs/>
+          <w:b/>
         </w:rPr>
         <w:t xml:space="preserve"> }}</w:t>
       </w:r>
       <w:r>
         <w:rPr>
-          <w:bCs/>
+          <w:b/>
         </w:rPr>
         <w:t xml:space="preserve"> </w:t>
       </w:r>
@@ -530,21 +621,41 @@
       </w:r>
       <w:proofErr w:type="gramStart"/>
       <w:r>
+        <w:rPr>
+          <w:b/>
+          <w:bCs/>
+        </w:rPr>
         <w:t xml:space="preserve">{{ </w:t>
       </w:r>
       <w:proofErr w:type="spellStart"/>
       <w:r>
+        <w:rPr>
+          <w:b/>
+          <w:bCs/>
+        </w:rPr>
         <w:t>Activity</w:t>
       </w:r>
       <w:r>
+        <w:rPr>
+          <w:b/>
+          <w:bCs/>
+        </w:rPr>
         <w:t>.</w:t>
       </w:r>
       <w:r>
+        <w:rPr>
+          <w:b/>
+          <w:bCs/>
+        </w:rPr>
         <w:t>Code</w:t>
       </w:r>
       <w:proofErr w:type="spellEnd"/>
       <w:proofErr w:type="gramEnd"/>
       <w:r>
+        <w:rPr>
+          <w:b/>
+          <w:bCs/>
+        </w:rPr>
         <w:t xml:space="preserve"> }}</w:t>
       </w:r>
       <w:r>
@@ -634,7 +745,6 @@
         <w:suppressAutoHyphens/>
         <w:autoSpaceDN w:val="0"/>
         <w:spacing w:after="220"/>
-        <w:contextualSpacing w:val="0"/>
         <w:textAlignment w:val="baseline"/>
       </w:pPr>
       <w:r>
@@ -645,7 +755,223 @@
         <w:t xml:space="preserve">Risk assessment. </w:t>
       </w:r>
       <w:r>
-        <w:t>The activity is covered by the risk assessments Sussex ACF 'Core training at RFCA/DIO locations' dated 18 May 2025 and AF-5010C Risk Assessments - Archery Dated 21 Nov 2025.  Relevant control measures from the risk assessments are incorporated into the activity plan</w:t>
+        <w:t xml:space="preserve">The activity is covered by the risk assessments </w:t>
+      </w:r>
+      <w:proofErr w:type="gramStart"/>
+      <w:r>
+        <w:rPr>
+          <w:b/>
+          <w:bCs/>
+        </w:rPr>
+        <w:t xml:space="preserve">{{ </w:t>
+      </w:r>
+      <w:proofErr w:type="spellStart"/>
+      <w:r>
+        <w:rPr>
+          <w:b/>
+          <w:bCs/>
+        </w:rPr>
+        <w:t>RiskAssessments.</w:t>
+      </w:r>
+      <w:r>
+        <w:rPr>
+          <w:b/>
+          <w:bCs/>
+        </w:rPr>
+        <w:t>CoreTrainingAtRFCAorDIO</w:t>
+      </w:r>
+      <w:proofErr w:type="gramEnd"/>
+      <w:r>
+        <w:rPr>
+          <w:b/>
+          <w:bCs/>
+        </w:rPr>
+        <w:t>.</w:t>
+      </w:r>
+      <w:proofErr w:type="gramStart"/>
+      <w:r>
+        <w:rPr>
+          <w:b/>
+          <w:bCs/>
+        </w:rPr>
+        <w:t>Title</w:t>
+      </w:r>
+      <w:proofErr w:type="spellEnd"/>
+      <w:r>
+        <w:rPr>
+          <w:b/>
+          <w:bCs/>
+        </w:rPr>
+        <w:t xml:space="preserve"> }</w:t>
+      </w:r>
+      <w:proofErr w:type="gramEnd"/>
+      <w:r>
+        <w:rPr>
+          <w:b/>
+          <w:bCs/>
+        </w:rPr>
+        <w:t>}</w:t>
+      </w:r>
+      <w:r>
+        <w:t xml:space="preserve"> dated </w:t>
+      </w:r>
+      <w:proofErr w:type="gramStart"/>
+      <w:r>
+        <w:rPr>
+          <w:b/>
+          <w:bCs/>
+        </w:rPr>
+        <w:t xml:space="preserve">{{ </w:t>
+      </w:r>
+      <w:proofErr w:type="spellStart"/>
+      <w:r>
+        <w:rPr>
+          <w:b/>
+          <w:bCs/>
+        </w:rPr>
+        <w:t>RiskAssessments.</w:t>
+      </w:r>
+      <w:r>
+        <w:rPr>
+          <w:b/>
+          <w:bCs/>
+        </w:rPr>
+        <w:t>CoreTrainingAtRFCAorDIO</w:t>
+      </w:r>
+      <w:proofErr w:type="gramEnd"/>
+      <w:r>
+        <w:rPr>
+          <w:b/>
+          <w:bCs/>
+        </w:rPr>
+        <w:t>.</w:t>
+      </w:r>
+      <w:proofErr w:type="gramStart"/>
+      <w:r>
+        <w:rPr>
+          <w:b/>
+          <w:bCs/>
+        </w:rPr>
+        <w:t>Date</w:t>
+      </w:r>
+      <w:proofErr w:type="spellEnd"/>
+      <w:r>
+        <w:rPr>
+          <w:b/>
+          <w:bCs/>
+        </w:rPr>
+        <w:t xml:space="preserve"> }</w:t>
+      </w:r>
+      <w:proofErr w:type="gramEnd"/>
+      <w:r>
+        <w:rPr>
+          <w:b/>
+          <w:bCs/>
+        </w:rPr>
+        <w:t>}</w:t>
+      </w:r>
+      <w:r>
+        <w:t xml:space="preserve"> and AF-5010C Risk Assessments </w:t>
+      </w:r>
+      <w:r>
+        <w:t>–</w:t>
+      </w:r>
+      <w:r>
+        <w:t xml:space="preserve"> </w:t>
+      </w:r>
+      <w:r>
+        <w:rPr>
+          <w:b/>
+          <w:bCs/>
+        </w:rPr>
+        <w:t>{{</w:t>
+      </w:r>
+      <w:r>
+        <w:rPr>
+          <w:b/>
+          <w:bCs/>
+        </w:rPr>
+        <w:t xml:space="preserve"> </w:t>
+      </w:r>
+      <w:r>
+        <w:rPr>
+          <w:b/>
+          <w:bCs/>
+        </w:rPr>
+        <w:t>RiskAssessments.</w:t>
+      </w:r>
+      <w:r>
+        <w:rPr>
+          <w:b/>
+          <w:bCs/>
+        </w:rPr>
+        <w:t>AF</w:t>
+      </w:r>
+      <w:proofErr w:type="gramStart"/>
+      <w:r>
+        <w:rPr>
+          <w:b/>
+          <w:bCs/>
+        </w:rPr>
+        <w:t>5010C.Reference }</w:t>
+      </w:r>
+      <w:proofErr w:type="gramEnd"/>
+      <w:r>
+        <w:rPr>
+          <w:b/>
+          <w:bCs/>
+        </w:rPr>
+        <w:t>}</w:t>
+      </w:r>
+      <w:r>
+        <w:t xml:space="preserve"> Dated </w:t>
+      </w:r>
+      <w:r>
+        <w:rPr>
+          <w:b/>
+          <w:bCs/>
+        </w:rPr>
+        <w:t xml:space="preserve">{{ </w:t>
+      </w:r>
+      <w:r>
+        <w:rPr>
+          <w:b/>
+          <w:bCs/>
+        </w:rPr>
+        <w:t>RiskAssessments.</w:t>
+      </w:r>
+      <w:r>
+        <w:rPr>
+          <w:b/>
+          <w:bCs/>
+        </w:rPr>
+        <w:t>AF</w:t>
+      </w:r>
+      <w:proofErr w:type="gramStart"/>
+      <w:r>
+        <w:rPr>
+          <w:b/>
+          <w:bCs/>
+        </w:rPr>
+        <w:t>5010C</w:t>
+      </w:r>
+      <w:r>
+        <w:rPr>
+          <w:b/>
+          <w:bCs/>
+        </w:rPr>
+        <w:t>.Date }</w:t>
+      </w:r>
+      <w:proofErr w:type="gramEnd"/>
+      <w:r>
+        <w:rPr>
+          <w:b/>
+          <w:bCs/>
+        </w:rPr>
+        <w:t>}</w:t>
+      </w:r>
+      <w:r>
+        <w:t>.  Relevant control measures from the risk assessments are incorporated into the activity plan</w:t>
       </w:r>
       <w:r>
         <w:t>.</w:t>
@@ -704,6 +1030,54 @@
       <w:pPr>
         <w:pStyle w:val="ListParagraph"/>
         <w:widowControl w:val="0"/>
+        <w:tabs>
+          <w:tab w:val="left" w:pos="567"/>
+          <w:tab w:val="left" w:pos="1134"/>
+          <w:tab w:val="left" w:pos="1701"/>
+          <w:tab w:val="left" w:pos="2268"/>
+          <w:tab w:val="left" w:pos="2835"/>
+          <w:tab w:val="left" w:pos="3402"/>
+          <w:tab w:val="left" w:pos="3969"/>
+          <w:tab w:val="left" w:pos="4536"/>
+          <w:tab w:val="left" w:pos="5103"/>
+          <w:tab w:val="left" w:pos="5670"/>
+          <w:tab w:val="left" w:pos="6237"/>
+          <w:tab w:val="left" w:pos="6804"/>
+          <w:tab w:val="left" w:pos="7371"/>
+          <w:tab w:val="left" w:pos="7938"/>
+          <w:tab w:val="left" w:pos="8505"/>
+          <w:tab w:val="left" w:pos="9072"/>
+        </w:tabs>
+        <w:suppressAutoHyphens/>
+        <w:autoSpaceDN w:val="0"/>
+        <w:spacing w:after="220"/>
+        <w:ind w:left="567" w:firstLine="0"/>
+        <w:contextualSpacing w:val="0"/>
+        <w:textAlignment w:val="baseline"/>
+      </w:pPr>
+      <w:r>
+        <w:tab/>
+      </w:r>
+      <w:r>
+        <w:t xml:space="preserve">{%p for </w:t>
+      </w:r>
+      <w:r>
+        <w:t>document</w:t>
+      </w:r>
+      <w:r>
+        <w:t xml:space="preserve"> in </w:t>
+      </w:r>
+      <w:r>
+        <w:t>Documents</w:t>
+      </w:r>
+      <w:r>
+        <w:t xml:space="preserve"> %}</w:t>
+      </w:r>
+    </w:p>
+    <w:p>
+      <w:pPr>
+        <w:pStyle w:val="ListParagraph"/>
+        <w:widowControl w:val="0"/>
         <w:numPr>
           <w:ilvl w:val="2"/>
           <w:numId w:val="3"/>
@@ -732,18 +1106,22 @@
         <w:contextualSpacing w:val="0"/>
         <w:textAlignment w:val="baseline"/>
       </w:pPr>
-      <w:r>
-        <w:t>Risk Assessment</w:t>
-      </w:r>
-    </w:p>
-    <w:p>
-      <w:pPr>
-        <w:pStyle w:val="ListParagraph"/>
-        <w:widowControl w:val="0"/>
-        <w:numPr>
-          <w:ilvl w:val="2"/>
-          <w:numId w:val="3"/>
-        </w:numPr>
+      <w:proofErr w:type="gramStart"/>
+      <w:r>
+        <w:t xml:space="preserve">{{ </w:t>
+      </w:r>
+      <w:r>
+        <w:t>document</w:t>
+      </w:r>
+      <w:proofErr w:type="gramEnd"/>
+      <w:r>
+        <w:t xml:space="preserve"> }}</w:t>
+      </w:r>
+    </w:p>
+    <w:p>
+      <w:pPr>
+        <w:pStyle w:val="ListParagraph"/>
+        <w:widowControl w:val="0"/>
         <w:tabs>
           <w:tab w:val="left" w:pos="567"/>
           <w:tab w:val="left" w:pos="1134"/>
@@ -765,170 +1143,20 @@
         <w:suppressAutoHyphens/>
         <w:autoSpaceDN w:val="0"/>
         <w:spacing w:after="220"/>
+        <w:ind w:left="1134" w:firstLine="0"/>
         <w:contextualSpacing w:val="0"/>
         <w:textAlignment w:val="baseline"/>
       </w:pPr>
       <w:r>
-        <w:t>Training Programme</w:t>
-      </w:r>
-    </w:p>
-    <w:p>
-      <w:pPr>
-        <w:pStyle w:val="ListParagraph"/>
-        <w:widowControl w:val="0"/>
-        <w:numPr>
-          <w:ilvl w:val="2"/>
-          <w:numId w:val="3"/>
-        </w:numPr>
-        <w:tabs>
-          <w:tab w:val="left" w:pos="567"/>
-          <w:tab w:val="left" w:pos="1134"/>
-          <w:tab w:val="left" w:pos="1701"/>
-          <w:tab w:val="left" w:pos="2268"/>
-          <w:tab w:val="left" w:pos="2835"/>
-          <w:tab w:val="left" w:pos="3402"/>
-          <w:tab w:val="left" w:pos="3969"/>
-          <w:tab w:val="left" w:pos="4536"/>
-          <w:tab w:val="left" w:pos="5103"/>
-          <w:tab w:val="left" w:pos="5670"/>
-          <w:tab w:val="left" w:pos="6237"/>
-          <w:tab w:val="left" w:pos="6804"/>
-          <w:tab w:val="left" w:pos="7371"/>
-          <w:tab w:val="left" w:pos="7938"/>
-          <w:tab w:val="left" w:pos="8505"/>
-          <w:tab w:val="left" w:pos="9072"/>
-        </w:tabs>
-        <w:suppressAutoHyphens/>
-        <w:autoSpaceDN w:val="0"/>
-        <w:spacing w:after="220"/>
-        <w:contextualSpacing w:val="0"/>
-        <w:textAlignment w:val="baseline"/>
-      </w:pPr>
-      <w:r>
-        <w:t>Stores List</w:t>
-      </w:r>
-    </w:p>
-    <w:p>
-      <w:pPr>
-        <w:pStyle w:val="ListParagraph"/>
-        <w:widowControl w:val="0"/>
-        <w:numPr>
-          <w:ilvl w:val="2"/>
-          <w:numId w:val="3"/>
-        </w:numPr>
-        <w:tabs>
-          <w:tab w:val="left" w:pos="567"/>
-          <w:tab w:val="left" w:pos="1134"/>
-          <w:tab w:val="left" w:pos="1701"/>
-          <w:tab w:val="left" w:pos="2268"/>
-          <w:tab w:val="left" w:pos="2835"/>
-          <w:tab w:val="left" w:pos="3402"/>
-          <w:tab w:val="left" w:pos="3969"/>
-          <w:tab w:val="left" w:pos="4536"/>
-          <w:tab w:val="left" w:pos="5103"/>
-          <w:tab w:val="left" w:pos="5670"/>
-          <w:tab w:val="left" w:pos="6237"/>
-          <w:tab w:val="left" w:pos="6804"/>
-          <w:tab w:val="left" w:pos="7371"/>
-          <w:tab w:val="left" w:pos="7938"/>
-          <w:tab w:val="left" w:pos="8505"/>
-          <w:tab w:val="left" w:pos="9072"/>
-        </w:tabs>
-        <w:suppressAutoHyphens/>
-        <w:autoSpaceDN w:val="0"/>
-        <w:spacing w:after="220"/>
-        <w:contextualSpacing w:val="0"/>
-        <w:textAlignment w:val="baseline"/>
-      </w:pPr>
-      <w:r>
-        <w:t>Exercise and Action Safety Plan (</w:t>
-      </w:r>
-      <w:r>
-        <w:t>EASP)</w:t>
-      </w:r>
-    </w:p>
-    <w:p>
-      <w:pPr>
-        <w:pStyle w:val="ListParagraph"/>
-        <w:widowControl w:val="0"/>
-        <w:numPr>
-          <w:ilvl w:val="2"/>
-          <w:numId w:val="3"/>
-        </w:numPr>
-        <w:tabs>
-          <w:tab w:val="left" w:pos="567"/>
-          <w:tab w:val="left" w:pos="1134"/>
-          <w:tab w:val="left" w:pos="1701"/>
-          <w:tab w:val="left" w:pos="2268"/>
-          <w:tab w:val="left" w:pos="2835"/>
-          <w:tab w:val="left" w:pos="3402"/>
-          <w:tab w:val="left" w:pos="3969"/>
-          <w:tab w:val="left" w:pos="4536"/>
-          <w:tab w:val="left" w:pos="5103"/>
-          <w:tab w:val="left" w:pos="5670"/>
-          <w:tab w:val="left" w:pos="6237"/>
-          <w:tab w:val="left" w:pos="6804"/>
-          <w:tab w:val="left" w:pos="7371"/>
-          <w:tab w:val="left" w:pos="7938"/>
-          <w:tab w:val="left" w:pos="8505"/>
-          <w:tab w:val="left" w:pos="9072"/>
-        </w:tabs>
-        <w:suppressAutoHyphens/>
-        <w:autoSpaceDN w:val="0"/>
-        <w:spacing w:after="220"/>
-        <w:contextualSpacing w:val="0"/>
-        <w:textAlignment w:val="baseline"/>
-      </w:pPr>
-      <w:r>
-        <w:t xml:space="preserve">MOD Form </w:t>
-      </w:r>
-      <w:r>
-        <w:t xml:space="preserve">1930 </w:t>
-      </w:r>
-      <w:r>
-        <w:t xml:space="preserve">Safe Activity </w:t>
-      </w:r>
-      <w:r>
-        <w:t>Assurance Form (</w:t>
-      </w:r>
-      <w:r>
-        <w:t>SAAF)</w:t>
-      </w:r>
-    </w:p>
-    <w:p>
-      <w:pPr>
-        <w:pStyle w:val="ListParagraph"/>
-        <w:widowControl w:val="0"/>
-        <w:numPr>
-          <w:ilvl w:val="2"/>
-          <w:numId w:val="3"/>
-        </w:numPr>
-        <w:tabs>
-          <w:tab w:val="left" w:pos="567"/>
-          <w:tab w:val="left" w:pos="1134"/>
-          <w:tab w:val="left" w:pos="1701"/>
-          <w:tab w:val="left" w:pos="2268"/>
-          <w:tab w:val="left" w:pos="2835"/>
-          <w:tab w:val="left" w:pos="3402"/>
-          <w:tab w:val="left" w:pos="3969"/>
-          <w:tab w:val="left" w:pos="4536"/>
-          <w:tab w:val="left" w:pos="5103"/>
-          <w:tab w:val="left" w:pos="5670"/>
-          <w:tab w:val="left" w:pos="6237"/>
-          <w:tab w:val="left" w:pos="6804"/>
-          <w:tab w:val="left" w:pos="7371"/>
-          <w:tab w:val="left" w:pos="7938"/>
-          <w:tab w:val="left" w:pos="8505"/>
-          <w:tab w:val="left" w:pos="9072"/>
-        </w:tabs>
-        <w:suppressAutoHyphens/>
-        <w:autoSpaceDN w:val="0"/>
-        <w:spacing w:after="220"/>
-        <w:contextualSpacing w:val="0"/>
-        <w:textAlignment w:val="baseline"/>
-      </w:pPr>
-      <w:r>
-        <w:t>Joining Instructions</w:t>
+        <w:t xml:space="preserve">{%p </w:t>
+      </w:r>
+      <w:proofErr w:type="spellStart"/>
+      <w:r>
+        <w:t>endfor</w:t>
+      </w:r>
+      <w:proofErr w:type="spellEnd"/>
+      <w:r>
+        <w:t xml:space="preserve"> %}</w:t>
       </w:r>
     </w:p>
     <w:p>
@@ -974,10 +1202,21 @@
         <w:t xml:space="preserve"> </w:t>
       </w:r>
       <w:r>
-        <w:t xml:space="preserve">Authority to Conduct will be sought from (authoriser in chain of command Maj M Sayers) after recommendations from assurance have been incorporated into the plan.  Authority to Conduct will be recorded using the Westminster approval process.  The Activity Owner understands that the event is not authorised unless </w:t>
+        <w:t xml:space="preserve">Authority to Conduct will be sought from (authoriser in chain of command Maj M </w:t>
       </w:r>
       <w:proofErr w:type="spellStart"/>
       <w:r>
+        <w:t>Droyal</w:t>
+      </w:r>
+      <w:r>
+        <w:t>s</w:t>
+      </w:r>
+      <w:proofErr w:type="spellEnd"/>
+      <w:r>
+        <w:t xml:space="preserve">) after recommendations from assurance have been incorporated into the plan.  Authority to Conduct will be recorded using the Westminster approval process.  The Activity Owner understands that the event is not authorised unless </w:t>
+      </w:r>
+      <w:proofErr w:type="spellStart"/>
+      <w:r>
         <w:t>AtC</w:t>
       </w:r>
       <w:proofErr w:type="spellEnd"/>
@@ -998,11 +1237,7 @@
       </w:r>
       <w:proofErr w:type="spellEnd"/>
       <w:r>
-        <w:t xml:space="preserve"> will be deemed invalid and the Activity Owner will need to reissue or </w:t>
-      </w:r>
-      <w:r>
-        <w:lastRenderedPageBreak/>
-        <w:t xml:space="preserve">resubmit for </w:t>
+        <w:t xml:space="preserve"> will be deemed invalid and the Activity Owner will need to reissue or resubmit for </w:t>
       </w:r>
       <w:proofErr w:type="spellStart"/>
       <w:r>
@@ -1056,7 +1291,11 @@
         <w:t xml:space="preserve"> </w:t>
       </w:r>
       <w:r>
-        <w:t>The activity will be conducted in accordance with this plan.  Any changes will be dynamically risk-assessed during the activity</w:t>
+        <w:t xml:space="preserve">The activity will be conducted in accordance with this plan.  </w:t>
+      </w:r>
+      <w:r>
+        <w:lastRenderedPageBreak/>
+        <w:t>Any changes will be dynamically risk-assessed during the activity</w:t>
       </w:r>
       <w:r>
         <w:t>.</w:t>
@@ -1156,6 +1395,8 @@
     <w:p>
       <w:pPr>
         <w:sectPr>
+          <w:headerReference w:type="default" r:id="rId7"/>
+          <w:footerReference w:type="default" r:id="rId8"/>
           <w:pgSz w:w="12240" w:h="15840"/>
           <w:pgMar w:top="1440" w:right="1440" w:bottom="1440" w:left="1440" w:header="708" w:footer="708" w:gutter="0"/>
           <w:cols w:space="708"/>
@@ -1185,6 +1426,7 @@
     <w:p>
       <w:pPr>
         <w:pStyle w:val="Heading2"/>
+        <w:jc w:val="center"/>
       </w:pPr>
       <w:r>
         <w:t>Responsibilities</w:t>
@@ -1586,7 +1828,6 @@
         </w:rPr>
       </w:pPr>
       <w:r>
-        <w:lastRenderedPageBreak/>
         <w:t>Ensuring that pre-requisites and start standards (detailed on the Westminster event) are met for all relevant attendees.</w:t>
       </w:r>
     </w:p>
@@ -1627,6 +1868,7 @@
         </w:rPr>
       </w:pPr>
       <w:r>
+        <w:lastRenderedPageBreak/>
         <w:t>Ensuring all participants are aware of administrative requirements and timings.</w:t>
       </w:r>
     </w:p>
@@ -2347,6 +2589,7 @@
     <w:p>
       <w:pPr>
         <w:pStyle w:val="Heading2"/>
+        <w:jc w:val="center"/>
       </w:pPr>
       <w:r>
         <w:t xml:space="preserve">Safe </w:t>
@@ -2488,23 +2731,26 @@
           <w:b/>
           <w:bCs/>
         </w:rPr>
+        <w:t>Weather.</w:t>
+      </w:r>
+      <w:r>
+        <w:t xml:space="preserve"> </w:t>
+      </w:r>
+      <w:r>
+        <w:t>Weather risks are included in the risk assessments.  The Activity Owner is to check the weather forecast</w:t>
+      </w:r>
+      <w:r>
+        <w:rPr>
+          <w:rStyle w:val="FootnoteReference"/>
+        </w:rPr>
+        <w:footnoteReference w:id="4"/>
+      </w:r>
+      <w:r>
+        <w:t xml:space="preserve"> during the week prior to the event, and on each day of the event, </w:t>
+      </w:r>
+      <w:r>
         <w:lastRenderedPageBreak/>
-        <w:t>Weather.</w:t>
-      </w:r>
-      <w:r>
-        <w:t xml:space="preserve"> </w:t>
-      </w:r>
-      <w:r>
-        <w:t>Weather risks are included in the risk assessments.  The Activity Owner is to check the weather forecast</w:t>
-      </w:r>
-      <w:r>
-        <w:rPr>
-          <w:rStyle w:val="FootnoteReference"/>
-        </w:rPr>
-        <w:footnoteReference w:id="4"/>
-      </w:r>
-      <w:r>
-        <w:t xml:space="preserve"> during the week prior to the event, and on each day of the event, and make any necessary adjustments.  If weather conditions change during the event, dynamic risk assessments will be carried out and appropriate action taken</w:t>
+        <w:t>and make any necessary adjustments.  If weather conditions change during the event, dynamic risk assessments will be carried out and appropriate action taken</w:t>
       </w:r>
     </w:p>
     <w:p>
@@ -2909,37 +3155,32 @@
     <w:p>
       <w:pPr>
         <w:pStyle w:val="ListParagraph"/>
-        <w:widowControl w:val="0"/>
-        <w:tabs>
-          <w:tab w:val="left" w:pos="567"/>
-          <w:tab w:val="left" w:pos="1134"/>
-          <w:tab w:val="left" w:pos="1701"/>
-          <w:tab w:val="left" w:pos="2268"/>
-          <w:tab w:val="left" w:pos="2835"/>
-          <w:tab w:val="left" w:pos="3402"/>
-          <w:tab w:val="left" w:pos="3969"/>
-          <w:tab w:val="left" w:pos="4536"/>
-          <w:tab w:val="left" w:pos="5103"/>
-          <w:tab w:val="left" w:pos="5670"/>
-          <w:tab w:val="left" w:pos="6237"/>
-          <w:tab w:val="left" w:pos="6804"/>
-          <w:tab w:val="left" w:pos="7371"/>
-          <w:tab w:val="left" w:pos="7938"/>
-          <w:tab w:val="left" w:pos="8505"/>
-          <w:tab w:val="left" w:pos="9072"/>
-        </w:tabs>
-        <w:suppressAutoHyphens/>
-        <w:autoSpaceDN w:val="0"/>
-        <w:spacing w:after="220"/>
-        <w:ind w:left="567" w:firstLine="0"/>
-        <w:contextualSpacing w:val="0"/>
-        <w:textAlignment w:val="baseline"/>
-        <w:rPr>
-          <w:b/>
-          <w:bCs/>
-        </w:rPr>
-      </w:pPr>
-    </w:p>
+        <w:spacing w:line="300" w:lineRule="atLeast"/>
+        <w:ind w:left="0" w:firstLine="0"/>
+        <w:rPr>
+          <w:rFonts w:ascii="Segoe UI" w:eastAsia="Times New Roman" w:hAnsi="Segoe UI" w:cs="Segoe UI"/>
+          <w:color w:val="auto"/>
+          <w:kern w:val="0"/>
+          <w:sz w:val="21"/>
+          <w:szCs w:val="21"/>
+          <w:lang w:eastAsia="en-GB"/>
+          <w14:ligatures w14:val="none"/>
+        </w:rPr>
+      </w:pPr>
+      <w:r>
+        <w:rPr>
+          <w:rFonts w:ascii="Segoe UI" w:eastAsia="Times New Roman" w:hAnsi="Segoe UI" w:cs="Segoe UI"/>
+          <w:color w:val="auto"/>
+          <w:kern w:val="0"/>
+          <w:sz w:val="21"/>
+          <w:szCs w:val="21"/>
+          <w:lang w:eastAsia="en-GB"/>
+          <w14:ligatures w14:val="none"/>
+        </w:rPr>
+        <w:t>__MEDICAL_LOCATIONS_TABLE__</w:t>
+      </w:r>
+    </w:p>
+    <w:p/>
     <w:p>
       <w:pPr>
         <w:pStyle w:val="ListParagraph"/>
@@ -2998,7 +3239,7 @@
       <w:r>
         <w:t xml:space="preserve">  A summary is given in the table below.  If a person reporting has no access to an electronic device or cannot complete the online reporting form, they must complete the offline INCREP form (Annex A to </w:t>
       </w:r>
-      <w:hyperlink r:id="rId7" w:history="1">
+      <w:hyperlink r:id="rId9" w:history="1">
         <w:r>
           <w:rPr>
             <w:rStyle w:val="Hyperlink"/>
@@ -3010,7 +3251,7 @@
       <w:r>
         <w:t xml:space="preserve">) and provide it to </w:t>
       </w:r>
-      <w:hyperlink r:id="rId8" w:history="1">
+      <w:hyperlink r:id="rId10" w:history="1">
         <w:r>
           <w:rPr>
             <w:rStyle w:val="Hyperlink"/>
@@ -3026,6 +3267,907 @@
         <w:t>.</w:t>
       </w:r>
     </w:p>
+    <w:tbl>
+      <w:tblPr>
+        <w:tblStyle w:val="TableGrid"/>
+        <w:tblW w:w="0" w:type="auto"/>
+        <w:tblCellMar>
+          <w:top w:w="57" w:type="dxa"/>
+          <w:bottom w:w="57" w:type="dxa"/>
+        </w:tblCellMar>
+        <w:tblLook w:val="04A0" w:firstRow="1" w:lastRow="0" w:firstColumn="1" w:lastColumn="0" w:noHBand="0" w:noVBand="1"/>
+      </w:tblPr>
+      <w:tblGrid>
+        <w:gridCol w:w="695"/>
+        <w:gridCol w:w="4251"/>
+        <w:gridCol w:w="4404"/>
+      </w:tblGrid>
+      <w:tr>
+        <w:trPr>
+          <w:cantSplit/>
+          <w:tblHeader/>
+        </w:trPr>
+        <w:tc>
+          <w:tcPr>
+            <w:tcW w:w="704" w:type="dxa"/>
+          </w:tcPr>
+          <w:p>
+            <w:pPr>
+              <w:jc w:val="center"/>
+              <w:rPr>
+                <w:b/>
+                <w:sz w:val="20"/>
+                <w:szCs w:val="20"/>
+              </w:rPr>
+            </w:pPr>
+            <w:r>
+              <w:rPr>
+                <w:b/>
+                <w:sz w:val="20"/>
+                <w:szCs w:val="20"/>
+              </w:rPr>
+              <w:lastRenderedPageBreak/>
+              <w:t>Tier</w:t>
+            </w:r>
+          </w:p>
+        </w:tc>
+        <w:tc>
+          <w:tcPr>
+            <w:tcW w:w="4461" w:type="dxa"/>
+          </w:tcPr>
+          <w:p>
+            <w:pPr>
+              <w:jc w:val="center"/>
+              <w:rPr>
+                <w:b/>
+                <w:sz w:val="20"/>
+                <w:szCs w:val="20"/>
+              </w:rPr>
+            </w:pPr>
+            <w:r>
+              <w:rPr>
+                <w:b/>
+                <w:sz w:val="20"/>
+                <w:szCs w:val="20"/>
+              </w:rPr>
+              <w:t>All occurrences resulting in:</w:t>
+            </w:r>
+          </w:p>
+        </w:tc>
+        <w:tc>
+          <w:tcPr>
+            <w:tcW w:w="4462" w:type="dxa"/>
+          </w:tcPr>
+          <w:p>
+            <w:pPr>
+              <w:jc w:val="center"/>
+              <w:rPr>
+                <w:b/>
+                <w:sz w:val="20"/>
+                <w:szCs w:val="20"/>
+              </w:rPr>
+            </w:pPr>
+            <w:r>
+              <w:rPr>
+                <w:b/>
+                <w:sz w:val="20"/>
+                <w:szCs w:val="20"/>
+              </w:rPr>
+              <w:t>Action required</w:t>
+            </w:r>
+          </w:p>
+        </w:tc>
+      </w:tr>
+      <w:tr>
+        <w:trPr>
+          <w:cantSplit/>
+        </w:trPr>
+        <w:tc>
+          <w:tcPr>
+            <w:tcW w:w="704" w:type="dxa"/>
+          </w:tcPr>
+          <w:p>
+            <w:pPr>
+              <w:jc w:val="center"/>
+              <w:rPr>
+                <w:sz w:val="20"/>
+                <w:szCs w:val="20"/>
+              </w:rPr>
+            </w:pPr>
+            <w:r>
+              <w:rPr>
+                <w:sz w:val="20"/>
+                <w:szCs w:val="20"/>
+              </w:rPr>
+              <w:t>1</w:t>
+            </w:r>
+          </w:p>
+        </w:tc>
+        <w:tc>
+          <w:tcPr>
+            <w:tcW w:w="4461" w:type="dxa"/>
+          </w:tcPr>
+          <w:p>
+            <w:pPr>
+              <w:rPr>
+                <w:sz w:val="20"/>
+                <w:szCs w:val="20"/>
+              </w:rPr>
+            </w:pPr>
+            <w:r>
+              <w:rPr>
+                <w:sz w:val="20"/>
+                <w:szCs w:val="20"/>
+              </w:rPr>
+              <w:t>Death of a cadet or CFAV;</w:t>
+            </w:r>
+          </w:p>
+          <w:p>
+            <w:pPr>
+              <w:rPr>
+                <w:sz w:val="20"/>
+                <w:szCs w:val="20"/>
+              </w:rPr>
+            </w:pPr>
+          </w:p>
+          <w:p>
+            <w:pPr>
+              <w:rPr>
+                <w:sz w:val="20"/>
+                <w:szCs w:val="20"/>
+              </w:rPr>
+            </w:pPr>
+            <w:r>
+              <w:rPr>
+                <w:sz w:val="20"/>
+                <w:szCs w:val="20"/>
+              </w:rPr>
+              <w:t>Major injuries resulting in hospital admission of a cadet or CFAV;</w:t>
+            </w:r>
+          </w:p>
+          <w:p>
+            <w:pPr>
+              <w:rPr>
+                <w:sz w:val="20"/>
+                <w:szCs w:val="20"/>
+              </w:rPr>
+            </w:pPr>
+          </w:p>
+          <w:p>
+            <w:pPr>
+              <w:rPr>
+                <w:sz w:val="20"/>
+                <w:szCs w:val="20"/>
+              </w:rPr>
+            </w:pPr>
+            <w:r>
+              <w:rPr>
+                <w:sz w:val="20"/>
+                <w:szCs w:val="20"/>
+              </w:rPr>
+              <w:t>Significant media attention which could lead to the next of kin (NOK) of cadets or CFAVs to believe they have been killed or injured; or</w:t>
+            </w:r>
+          </w:p>
+          <w:p>
+            <w:pPr>
+              <w:rPr>
+                <w:sz w:val="20"/>
+                <w:szCs w:val="20"/>
+              </w:rPr>
+            </w:pPr>
+          </w:p>
+          <w:p>
+            <w:pPr>
+              <w:rPr>
+                <w:sz w:val="20"/>
+                <w:szCs w:val="20"/>
+              </w:rPr>
+            </w:pPr>
+            <w:r>
+              <w:rPr>
+                <w:sz w:val="20"/>
+                <w:szCs w:val="20"/>
+              </w:rPr>
+              <w:t>Risk of national media attention resulting in reputational damage.</w:t>
+            </w:r>
+          </w:p>
+        </w:tc>
+        <w:tc>
+          <w:tcPr>
+            <w:tcW w:w="4462" w:type="dxa"/>
+          </w:tcPr>
+          <w:p>
+            <w:pPr>
+              <w:rPr>
+                <w:sz w:val="20"/>
+                <w:szCs w:val="20"/>
+              </w:rPr>
+            </w:pPr>
+            <w:r>
+              <w:rPr>
+                <w:sz w:val="20"/>
+                <w:szCs w:val="20"/>
+              </w:rPr>
+              <w:t xml:space="preserve">1. </w:t>
+            </w:r>
+            <w:r>
+              <w:rPr>
+                <w:b/>
+                <w:sz w:val="20"/>
+                <w:szCs w:val="20"/>
+              </w:rPr>
+              <w:t>As soon as possible, and within 1 hour</w:t>
+            </w:r>
+            <w:r>
+              <w:rPr>
+                <w:sz w:val="20"/>
+                <w:szCs w:val="20"/>
+              </w:rPr>
+              <w:t>, report the occurrence to the Joint Casualty and Compassionate Centre (JCCC) on +44 (0) 1452 519951.</w:t>
+            </w:r>
+          </w:p>
+          <w:p>
+            <w:pPr>
+              <w:rPr>
+                <w:sz w:val="20"/>
+                <w:szCs w:val="20"/>
+              </w:rPr>
+            </w:pPr>
+          </w:p>
+          <w:p>
+            <w:pPr>
+              <w:rPr>
+                <w:sz w:val="20"/>
+                <w:szCs w:val="20"/>
+              </w:rPr>
+            </w:pPr>
+            <w:r>
+              <w:rPr>
+                <w:sz w:val="20"/>
+                <w:szCs w:val="20"/>
+              </w:rPr>
+              <w:t xml:space="preserve">2. </w:t>
+            </w:r>
+            <w:r>
+              <w:rPr>
+                <w:b/>
+                <w:sz w:val="20"/>
+                <w:szCs w:val="20"/>
+              </w:rPr>
+              <w:t>As soon as possible</w:t>
+            </w:r>
+            <w:r>
+              <w:rPr>
+                <w:sz w:val="20"/>
+                <w:szCs w:val="20"/>
+              </w:rPr>
+              <w:t>, inform the CEO on 01273 560990 / 560994 (office hours) or the duty emergency number 07904 759346 (out of hours).</w:t>
+            </w:r>
+          </w:p>
+          <w:p>
+            <w:pPr>
+              <w:rPr>
+                <w:sz w:val="20"/>
+                <w:szCs w:val="20"/>
+              </w:rPr>
+            </w:pPr>
+          </w:p>
+          <w:p>
+            <w:pPr>
+              <w:rPr>
+                <w:sz w:val="20"/>
+                <w:szCs w:val="20"/>
+              </w:rPr>
+            </w:pPr>
+            <w:r>
+              <w:rPr>
+                <w:sz w:val="20"/>
+                <w:szCs w:val="20"/>
+              </w:rPr>
+              <w:t xml:space="preserve">3. </w:t>
+            </w:r>
+            <w:r>
+              <w:rPr>
+                <w:b/>
+                <w:sz w:val="20"/>
+                <w:szCs w:val="20"/>
+              </w:rPr>
+              <w:t>As soon as possible, and within 24 hours</w:t>
+            </w:r>
+            <w:r>
+              <w:rPr>
+                <w:sz w:val="20"/>
+                <w:szCs w:val="20"/>
+              </w:rPr>
+              <w:t xml:space="preserve">, complete the Army Cadet Occurrence Reporting Form using the link below.  </w:t>
+            </w:r>
+            <w:r>
+              <w:rPr>
+                <w:b/>
+                <w:sz w:val="20"/>
+                <w:szCs w:val="20"/>
+              </w:rPr>
+              <w:t>Additionally</w:t>
+            </w:r>
+            <w:r>
+              <w:rPr>
+                <w:sz w:val="20"/>
+                <w:szCs w:val="20"/>
+              </w:rPr>
+              <w:t xml:space="preserve">, the completed form should be saved or printed to PDF and forwarded to </w:t>
+            </w:r>
+            <w:hyperlink r:id="rId11" w:history="1">
+              <w:r>
+                <w:rPr>
+                  <w:rStyle w:val="Hyperlink"/>
+                  <w:color w:val="000000" w:themeColor="text1"/>
+                  <w:sz w:val="20"/>
+                  <w:szCs w:val="20"/>
+                </w:rPr>
+                <w:t>se-sx-cao2@rfca.org.uk</w:t>
+              </w:r>
+            </w:hyperlink>
+            <w:r>
+              <w:rPr>
+                <w:sz w:val="20"/>
+                <w:szCs w:val="20"/>
+              </w:rPr>
+              <w:t>.</w:t>
+            </w:r>
+          </w:p>
+          <w:p>
+            <w:pPr>
+              <w:rPr>
+                <w:sz w:val="20"/>
+                <w:szCs w:val="20"/>
+              </w:rPr>
+            </w:pPr>
+          </w:p>
+          <w:p>
+            <w:pPr>
+              <w:jc w:val="center"/>
+              <w:rPr>
+                <w:sz w:val="20"/>
+                <w:szCs w:val="20"/>
+              </w:rPr>
+            </w:pPr>
+            <w:r>
+              <w:rPr>
+                <w:noProof/>
+              </w:rPr>
+              <w:drawing>
+                <wp:inline distT="0" distB="0" distL="0" distR="0" wp14:anchorId="68428C9B" wp14:editId="45982407">
+                  <wp:extent cx="1360864" cy="1371600"/>
+                  <wp:effectExtent l="38100" t="38100" r="29845" b="38100"/>
+                  <wp:docPr id="2" name="Picture 2" descr="A qr code on a green background&#10;&#10;AI-generated content may be incorrect."/>
+                  <wp:cNvGraphicFramePr>
+                    <a:graphicFrameLocks xmlns:a="http://schemas.openxmlformats.org/drawingml/2006/main" noChangeAspect="1"/>
+                  </wp:cNvGraphicFramePr>
+                  <a:graphic xmlns:a="http://schemas.openxmlformats.org/drawingml/2006/main">
+                    <a:graphicData uri="http://schemas.openxmlformats.org/drawingml/2006/picture">
+                      <pic:pic xmlns:pic="http://schemas.openxmlformats.org/drawingml/2006/picture">
+                        <pic:nvPicPr>
+                          <pic:cNvPr id="2" name="Picture 2" descr="A qr code on a green background&#10;&#10;AI-generated content may be incorrect."/>
+                          <pic:cNvPicPr>
+                            <a:picLocks noChangeAspect="1" noChangeArrowheads="1"/>
+                          </pic:cNvPicPr>
+                        </pic:nvPicPr>
+                        <pic:blipFill rotWithShape="1">
+                          <a:blip r:embed="rId12" cstate="print">
+                            <a:extLst>
+                              <a:ext uri="{28A0092B-C50C-407E-A947-70E740481C1C}">
+                                <a14:useLocalDpi xmlns:a14="http://schemas.microsoft.com/office/drawing/2010/main" val="0"/>
+                              </a:ext>
+                            </a:extLst>
+                          </a:blip>
+                          <a:srcRect l="10522" t="11794" r="11121" b="9231"/>
+                          <a:stretch/>
+                        </pic:blipFill>
+                        <pic:spPr bwMode="auto">
+                          <a:xfrm>
+                            <a:off x="0" y="0"/>
+                            <a:ext cx="1389164" cy="1400123"/>
+                          </a:xfrm>
+                          <a:prstGeom prst="rect">
+                            <a:avLst/>
+                          </a:prstGeom>
+                          <a:noFill/>
+                          <a:ln w="28575" cap="flat" cmpd="sng" algn="ctr">
+                            <a:solidFill>
+                              <a:sysClr val="windowText" lastClr="000000"/>
+                            </a:solidFill>
+                            <a:prstDash val="solid"/>
+                            <a:round/>
+                            <a:headEnd type="none" w="med" len="med"/>
+                            <a:tailEnd type="none" w="med" len="med"/>
+                            <a:extLst>
+                              <a:ext uri="{C807C97D-BFC1-408E-A445-0C87EB9F89A2}">
+                                <ask:lineSketchStyleProps xmlns:ask="http://schemas.microsoft.com/office/drawing/2018/sketchyshapes" sd="0">
+                                  <a:custGeom>
+                                    <a:avLst/>
+                                    <a:gdLst/>
+                                    <a:ahLst/>
+                                    <a:cxnLst/>
+                                    <a:rect l="0" t="0" r="0" b="0"/>
+                                    <a:pathLst/>
+                                  </a:custGeom>
+                                  <ask:type/>
+                                </ask:lineSketchStyleProps>
+                              </a:ext>
+                            </a:extLst>
+                          </a:ln>
+                          <a:extLst>
+                            <a:ext uri="{53640926-AAD7-44D8-BBD7-CCE9431645EC}">
+                              <a14:shadowObscured xmlns:a14="http://schemas.microsoft.com/office/drawing/2010/main"/>
+                            </a:ext>
+                          </a:extLst>
+                        </pic:spPr>
+                      </pic:pic>
+                    </a:graphicData>
+                  </a:graphic>
+                </wp:inline>
+              </w:drawing>
+            </w:r>
+          </w:p>
+          <w:p>
+            <w:pPr>
+              <w:jc w:val="center"/>
+              <w:rPr>
+                <w:sz w:val="20"/>
+                <w:szCs w:val="20"/>
+              </w:rPr>
+            </w:pPr>
+          </w:p>
+          <w:p>
+            <w:pPr>
+              <w:jc w:val="center"/>
+              <w:rPr>
+                <w:sz w:val="20"/>
+                <w:szCs w:val="20"/>
+              </w:rPr>
+            </w:pPr>
+            <w:hyperlink r:id="rId13" w:history="1">
+              <w:r>
+                <w:rPr>
+                  <w:rStyle w:val="Hyperlink"/>
+                  <w:color w:val="000000" w:themeColor="text1"/>
+                  <w:sz w:val="20"/>
+                  <w:szCs w:val="20"/>
+                </w:rPr>
+                <w:t>https://forms.office.com/e/3bfw2TwyFA</w:t>
+              </w:r>
+            </w:hyperlink>
+          </w:p>
+        </w:tc>
+      </w:tr>
+      <w:tr>
+        <w:trPr>
+          <w:cantSplit/>
+        </w:trPr>
+        <w:tc>
+          <w:tcPr>
+            <w:tcW w:w="704" w:type="dxa"/>
+          </w:tcPr>
+          <w:p>
+            <w:pPr>
+              <w:jc w:val="center"/>
+              <w:rPr>
+                <w:sz w:val="20"/>
+                <w:szCs w:val="20"/>
+              </w:rPr>
+            </w:pPr>
+            <w:r>
+              <w:rPr>
+                <w:sz w:val="20"/>
+                <w:szCs w:val="20"/>
+              </w:rPr>
+              <w:t>2</w:t>
+            </w:r>
+          </w:p>
+        </w:tc>
+        <w:tc>
+          <w:tcPr>
+            <w:tcW w:w="4461" w:type="dxa"/>
+          </w:tcPr>
+          <w:p>
+            <w:pPr>
+              <w:rPr>
+                <w:sz w:val="20"/>
+                <w:szCs w:val="20"/>
+              </w:rPr>
+            </w:pPr>
+            <w:r>
+              <w:rPr>
+                <w:sz w:val="20"/>
+                <w:szCs w:val="20"/>
+              </w:rPr>
+              <w:t>Major injury not resulting in hospital admission but resulting in more than seven days off work or school;</w:t>
+            </w:r>
+          </w:p>
+          <w:p>
+            <w:pPr>
+              <w:rPr>
+                <w:sz w:val="20"/>
+                <w:szCs w:val="20"/>
+              </w:rPr>
+            </w:pPr>
+          </w:p>
+          <w:p>
+            <w:pPr>
+              <w:rPr>
+                <w:sz w:val="20"/>
+                <w:szCs w:val="20"/>
+              </w:rPr>
+            </w:pPr>
+            <w:r>
+              <w:rPr>
+                <w:sz w:val="20"/>
+                <w:szCs w:val="20"/>
+              </w:rPr>
+              <w:t>Injuries involving self-harm, threats of suicide or active ideas of suicide;</w:t>
+            </w:r>
+          </w:p>
+          <w:p>
+            <w:pPr>
+              <w:rPr>
+                <w:sz w:val="20"/>
+                <w:szCs w:val="20"/>
+              </w:rPr>
+            </w:pPr>
+          </w:p>
+          <w:p>
+            <w:pPr>
+              <w:rPr>
+                <w:sz w:val="20"/>
+                <w:szCs w:val="20"/>
+              </w:rPr>
+            </w:pPr>
+            <w:r>
+              <w:rPr>
+                <w:sz w:val="20"/>
+                <w:szCs w:val="20"/>
+              </w:rPr>
+              <w:t>Climatic injuries including hyperthermia, heat exhaustion, heat stroke, hypothermia, freezing and non-freezing cold injury; or</w:t>
+            </w:r>
+          </w:p>
+          <w:p>
+            <w:pPr>
+              <w:rPr>
+                <w:sz w:val="20"/>
+                <w:szCs w:val="20"/>
+              </w:rPr>
+            </w:pPr>
+          </w:p>
+          <w:p>
+            <w:pPr>
+              <w:rPr>
+                <w:sz w:val="20"/>
+                <w:szCs w:val="20"/>
+              </w:rPr>
+            </w:pPr>
+            <w:r>
+              <w:rPr>
+                <w:sz w:val="20"/>
+                <w:szCs w:val="20"/>
+              </w:rPr>
+              <w:t>Road traffic collisions, security breaches, equipment failures, ammunition incidents, range incidents, or environmental incidents.</w:t>
+            </w:r>
+          </w:p>
+        </w:tc>
+        <w:tc>
+          <w:tcPr>
+            <w:tcW w:w="4462" w:type="dxa"/>
+          </w:tcPr>
+          <w:p>
+            <w:pPr>
+              <w:rPr>
+                <w:sz w:val="20"/>
+                <w:szCs w:val="20"/>
+              </w:rPr>
+            </w:pPr>
+            <w:r>
+              <w:rPr>
+                <w:sz w:val="20"/>
+                <w:szCs w:val="20"/>
+              </w:rPr>
+              <w:t xml:space="preserve">1. </w:t>
+            </w:r>
+            <w:r>
+              <w:rPr>
+                <w:b/>
+                <w:sz w:val="20"/>
+                <w:szCs w:val="20"/>
+              </w:rPr>
+              <w:t>Immediately</w:t>
+            </w:r>
+            <w:r>
+              <w:rPr>
+                <w:sz w:val="20"/>
+                <w:szCs w:val="20"/>
+              </w:rPr>
+              <w:t xml:space="preserve"> report the occurrence to the Duty Officer at Joint Military Command HQ </w:t>
+            </w:r>
+            <w:proofErr w:type="gramStart"/>
+            <w:r>
+              <w:rPr>
+                <w:sz w:val="20"/>
+                <w:szCs w:val="20"/>
+              </w:rPr>
+              <w:t>South East</w:t>
+            </w:r>
+            <w:proofErr w:type="gramEnd"/>
+            <w:r>
+              <w:rPr>
+                <w:sz w:val="20"/>
+                <w:szCs w:val="20"/>
+              </w:rPr>
+              <w:t xml:space="preserve"> – 07717 420364.</w:t>
+            </w:r>
+          </w:p>
+          <w:p>
+            <w:pPr>
+              <w:rPr>
+                <w:sz w:val="20"/>
+                <w:szCs w:val="20"/>
+              </w:rPr>
+            </w:pPr>
+          </w:p>
+          <w:p>
+            <w:pPr>
+              <w:rPr>
+                <w:sz w:val="20"/>
+                <w:szCs w:val="20"/>
+              </w:rPr>
+            </w:pPr>
+            <w:r>
+              <w:rPr>
+                <w:sz w:val="20"/>
+                <w:szCs w:val="20"/>
+              </w:rPr>
+              <w:t xml:space="preserve">2. </w:t>
+            </w:r>
+            <w:r>
+              <w:rPr>
+                <w:b/>
+                <w:sz w:val="20"/>
+                <w:szCs w:val="20"/>
+              </w:rPr>
+              <w:t>As soon as possible</w:t>
+            </w:r>
+            <w:r>
+              <w:rPr>
+                <w:sz w:val="20"/>
+                <w:szCs w:val="20"/>
+              </w:rPr>
+              <w:t>, inform the CEO on 01273 560990 / 560994 (office hours) or the duty emergency number 07904 759346 (out of hours).</w:t>
+            </w:r>
+          </w:p>
+          <w:p>
+            <w:pPr>
+              <w:rPr>
+                <w:sz w:val="20"/>
+                <w:szCs w:val="20"/>
+              </w:rPr>
+            </w:pPr>
+          </w:p>
+          <w:p>
+            <w:pPr>
+              <w:rPr>
+                <w:sz w:val="20"/>
+                <w:szCs w:val="20"/>
+              </w:rPr>
+            </w:pPr>
+            <w:r>
+              <w:rPr>
+                <w:sz w:val="20"/>
+                <w:szCs w:val="20"/>
+              </w:rPr>
+              <w:t xml:space="preserve">3. </w:t>
+            </w:r>
+            <w:r>
+              <w:rPr>
+                <w:b/>
+                <w:sz w:val="20"/>
+                <w:szCs w:val="20"/>
+              </w:rPr>
+              <w:t>As soon as possible, and within 24 hours</w:t>
+            </w:r>
+            <w:r>
+              <w:rPr>
+                <w:sz w:val="20"/>
+                <w:szCs w:val="20"/>
+              </w:rPr>
+              <w:t xml:space="preserve">, complete the Army Cadet Occurrence Reporting Form.  </w:t>
+            </w:r>
+            <w:r>
+              <w:rPr>
+                <w:b/>
+                <w:sz w:val="20"/>
+                <w:szCs w:val="20"/>
+              </w:rPr>
+              <w:t>Additionally</w:t>
+            </w:r>
+            <w:r>
+              <w:rPr>
+                <w:sz w:val="20"/>
+                <w:szCs w:val="20"/>
+              </w:rPr>
+              <w:t xml:space="preserve">, the completed form should be saved or printed to PDF and forwarded to </w:t>
+            </w:r>
+            <w:hyperlink r:id="rId14" w:history="1">
+              <w:r>
+                <w:rPr>
+                  <w:rStyle w:val="Hyperlink"/>
+                  <w:color w:val="000000" w:themeColor="text1"/>
+                  <w:sz w:val="20"/>
+                  <w:szCs w:val="20"/>
+                </w:rPr>
+                <w:t>se-sx-cao2@rfca.org.uk</w:t>
+              </w:r>
+            </w:hyperlink>
+            <w:r>
+              <w:rPr>
+                <w:sz w:val="20"/>
+                <w:szCs w:val="20"/>
+              </w:rPr>
+              <w:t>.</w:t>
+            </w:r>
+          </w:p>
+        </w:tc>
+      </w:tr>
+      <w:tr>
+        <w:trPr>
+          <w:cantSplit/>
+        </w:trPr>
+        <w:tc>
+          <w:tcPr>
+            <w:tcW w:w="704" w:type="dxa"/>
+          </w:tcPr>
+          <w:p>
+            <w:pPr>
+              <w:jc w:val="center"/>
+              <w:rPr>
+                <w:sz w:val="20"/>
+                <w:szCs w:val="20"/>
+              </w:rPr>
+            </w:pPr>
+            <w:r>
+              <w:rPr>
+                <w:sz w:val="20"/>
+                <w:szCs w:val="20"/>
+              </w:rPr>
+              <w:t>3</w:t>
+            </w:r>
+          </w:p>
+        </w:tc>
+        <w:tc>
+          <w:tcPr>
+            <w:tcW w:w="4461" w:type="dxa"/>
+          </w:tcPr>
+          <w:p>
+            <w:pPr>
+              <w:rPr>
+                <w:sz w:val="20"/>
+                <w:szCs w:val="20"/>
+              </w:rPr>
+            </w:pPr>
+            <w:r>
+              <w:rPr>
+                <w:sz w:val="20"/>
+                <w:szCs w:val="20"/>
+              </w:rPr>
+              <w:t>Any (other) injury, accident or occurrence, resulting in not more than seven days off work or school, or causing minor damage.</w:t>
+            </w:r>
+          </w:p>
+        </w:tc>
+        <w:tc>
+          <w:tcPr>
+            <w:tcW w:w="4462" w:type="dxa"/>
+          </w:tcPr>
+          <w:p>
+            <w:pPr>
+              <w:rPr>
+                <w:sz w:val="20"/>
+                <w:szCs w:val="20"/>
+              </w:rPr>
+            </w:pPr>
+            <w:r>
+              <w:rPr>
+                <w:sz w:val="20"/>
+                <w:szCs w:val="20"/>
+              </w:rPr>
+              <w:t xml:space="preserve">1. </w:t>
+            </w:r>
+            <w:r>
+              <w:rPr>
+                <w:b/>
+                <w:sz w:val="20"/>
+                <w:szCs w:val="20"/>
+              </w:rPr>
+              <w:t>As soon as possible</w:t>
+            </w:r>
+            <w:r>
+              <w:rPr>
+                <w:sz w:val="20"/>
+                <w:szCs w:val="20"/>
+              </w:rPr>
+              <w:t>, inform the CEO on 01273 560990 / 560994 (office hours) or the duty emergency number 07904 759346 (out of hours).</w:t>
+            </w:r>
+          </w:p>
+          <w:p>
+            <w:pPr>
+              <w:rPr>
+                <w:sz w:val="20"/>
+                <w:szCs w:val="20"/>
+              </w:rPr>
+            </w:pPr>
+          </w:p>
+          <w:p>
+            <w:pPr>
+              <w:rPr>
+                <w:sz w:val="20"/>
+                <w:szCs w:val="20"/>
+              </w:rPr>
+            </w:pPr>
+            <w:r>
+              <w:rPr>
+                <w:sz w:val="20"/>
+                <w:szCs w:val="20"/>
+              </w:rPr>
+              <w:t xml:space="preserve">2. </w:t>
+            </w:r>
+            <w:r>
+              <w:rPr>
+                <w:b/>
+                <w:sz w:val="20"/>
+                <w:szCs w:val="20"/>
+              </w:rPr>
+              <w:t>Within 72 hours</w:t>
+            </w:r>
+            <w:r>
+              <w:rPr>
+                <w:sz w:val="20"/>
+                <w:szCs w:val="20"/>
+              </w:rPr>
+              <w:t xml:space="preserve">, complete the Army Cadet Occurrence Reporting Form.  </w:t>
+            </w:r>
+            <w:r>
+              <w:rPr>
+                <w:b/>
+                <w:sz w:val="20"/>
+                <w:szCs w:val="20"/>
+              </w:rPr>
+              <w:t>Additionally</w:t>
+            </w:r>
+            <w:r>
+              <w:rPr>
+                <w:sz w:val="20"/>
+                <w:szCs w:val="20"/>
+              </w:rPr>
+              <w:t xml:space="preserve">, the completed form should be saved or printed to PDF and forwarded to </w:t>
+            </w:r>
+            <w:hyperlink r:id="rId15" w:history="1">
+              <w:r>
+                <w:rPr>
+                  <w:rStyle w:val="Hyperlink"/>
+                  <w:color w:val="000000" w:themeColor="text1"/>
+                  <w:sz w:val="20"/>
+                  <w:szCs w:val="20"/>
+                </w:rPr>
+                <w:t>se-sx-cao2@rfca.org.uk</w:t>
+              </w:r>
+            </w:hyperlink>
+            <w:r>
+              <w:rPr>
+                <w:sz w:val="20"/>
+                <w:szCs w:val="20"/>
+              </w:rPr>
+              <w:t>.</w:t>
+            </w:r>
+          </w:p>
+        </w:tc>
+      </w:tr>
+    </w:tbl>
     <w:p>
       <w:pPr>
         <w:pStyle w:val="ListParagraph"/>
@@ -3109,7 +4251,7 @@
       <w:r>
         <w:t xml:space="preserve">Any welfare, wellbeing or safeguarding concerns regarding a CFAV or cadet must be reported via the </w:t>
       </w:r>
-      <w:hyperlink r:id="rId9" w:history="1">
+      <w:hyperlink r:id="rId16" w:history="1">
         <w:r>
           <w:rPr>
             <w:rStyle w:val="Hyperlink"/>
@@ -3130,7 +4272,7 @@
       <w:r>
         <w:t xml:space="preserve">  If any activity attendee is at risk of immediate risk or harm, contact the police directly on 999 or 101.  A summary report should also be sent to </w:t>
       </w:r>
-      <w:hyperlink r:id="rId10" w:history="1">
+      <w:hyperlink r:id="rId17" w:history="1">
         <w:r>
           <w:rPr>
             <w:rStyle w:val="Hyperlink"/>
@@ -3143,9 +4285,9 @@
     <w:p>
       <w:pPr>
         <w:pStyle w:val="Heading2"/>
-      </w:pPr>
-      <w:r>
-        <w:lastRenderedPageBreak/>
+        <w:jc w:val="center"/>
+      </w:pPr>
+      <w:r>
         <w:t>Safe</w:t>
       </w:r>
       <w:r>
@@ -3778,7 +4920,11 @@
         <w:t xml:space="preserve"> </w:t>
       </w:r>
       <w:r>
-        <w:t>Describe arrangements for the handling and administration of medication, including a reminder on the importance of keeping inhalers and injectors on their person where needed</w:t>
+        <w:t xml:space="preserve">Describe arrangements for the handling and administration of medication, including a reminder on the importance of keeping inhalers and injectors on </w:t>
+      </w:r>
+      <w:r>
+        <w:lastRenderedPageBreak/>
+        <w:t>their person where needed</w:t>
       </w:r>
       <w:r>
         <w:t>.</w:t>
@@ -3939,7 +5085,6 @@
           <w:b/>
           <w:bCs/>
         </w:rPr>
-        <w:lastRenderedPageBreak/>
         <w:t>Media.</w:t>
       </w:r>
       <w:r>
@@ -4124,10 +5269,14 @@
       <w:r>
         <w:t>If required, the Activity Owner and Sub-Activity Owners may amend the plan after carrying out a dynamic risk assessment.  All changes are to be documented and retained for audit (on the Westminster event where possible).  Any generic risk assessments affected by the change should be reviewed at the earliest practicable opportunity</w:t>
       </w:r>
+      <w:r>
+        <w:t>.</w:t>
+      </w:r>
     </w:p>
     <w:p>
       <w:pPr>
         <w:pStyle w:val="Heading2"/>
+        <w:jc w:val="center"/>
       </w:pPr>
       <w:r>
         <w:t>Safe Equipment</w:t>
@@ -4222,6 +5371,7 @@
     <w:p>
       <w:pPr>
         <w:pStyle w:val="Heading2"/>
+        <w:jc w:val="center"/>
       </w:pPr>
       <w:r>
         <w:t>Administration</w:t>
@@ -4284,6 +5434,1237 @@
       <w:r>
         <w:t xml:space="preserve"> promote the Cadet Forces.  All staff are to be aware of any CFAV or cadet who has not given consent and who must not be photographed under any circumstances.  All photographs and videos are to be made available to the County Media Officer</w:t>
       </w:r>
+      <w:r>
+        <w:t>.</w:t>
+      </w:r>
+    </w:p>
+    <w:p>
+      <w:pPr>
+        <w:pStyle w:val="ListParagraph"/>
+        <w:widowControl w:val="0"/>
+        <w:tabs>
+          <w:tab w:val="left" w:pos="567"/>
+          <w:tab w:val="left" w:pos="1134"/>
+          <w:tab w:val="left" w:pos="1701"/>
+          <w:tab w:val="left" w:pos="2268"/>
+          <w:tab w:val="left" w:pos="2835"/>
+          <w:tab w:val="left" w:pos="3402"/>
+          <w:tab w:val="left" w:pos="3969"/>
+          <w:tab w:val="left" w:pos="4536"/>
+          <w:tab w:val="left" w:pos="5103"/>
+          <w:tab w:val="left" w:pos="5670"/>
+          <w:tab w:val="left" w:pos="6237"/>
+          <w:tab w:val="left" w:pos="6804"/>
+          <w:tab w:val="left" w:pos="7371"/>
+          <w:tab w:val="left" w:pos="7938"/>
+          <w:tab w:val="left" w:pos="8505"/>
+          <w:tab w:val="left" w:pos="9072"/>
+        </w:tabs>
+        <w:suppressAutoHyphens/>
+        <w:autoSpaceDN w:val="0"/>
+        <w:spacing w:after="220"/>
+        <w:ind w:left="0" w:firstLine="0"/>
+        <w:contextualSpacing w:val="0"/>
+        <w:textAlignment w:val="baseline"/>
+        <w:rPr>
+          <w:b/>
+          <w:bCs/>
+        </w:rPr>
+      </w:pPr>
+    </w:p>
+    <w:p>
+      <w:pPr>
+        <w:pStyle w:val="ListParagraph"/>
+        <w:widowControl w:val="0"/>
+        <w:tabs>
+          <w:tab w:val="left" w:pos="567"/>
+          <w:tab w:val="left" w:pos="1134"/>
+          <w:tab w:val="left" w:pos="1701"/>
+          <w:tab w:val="left" w:pos="2268"/>
+          <w:tab w:val="left" w:pos="2835"/>
+          <w:tab w:val="left" w:pos="3402"/>
+          <w:tab w:val="left" w:pos="3969"/>
+          <w:tab w:val="left" w:pos="4536"/>
+          <w:tab w:val="left" w:pos="5103"/>
+          <w:tab w:val="left" w:pos="5670"/>
+          <w:tab w:val="left" w:pos="6237"/>
+          <w:tab w:val="left" w:pos="6804"/>
+          <w:tab w:val="left" w:pos="7371"/>
+          <w:tab w:val="left" w:pos="7938"/>
+          <w:tab w:val="left" w:pos="8505"/>
+          <w:tab w:val="left" w:pos="9072"/>
+        </w:tabs>
+        <w:suppressAutoHyphens/>
+        <w:autoSpaceDN w:val="0"/>
+        <w:ind w:left="357"/>
+        <w:textAlignment w:val="baseline"/>
+        <w:rPr>
+          <w:b/>
+          <w:bCs/>
+        </w:rPr>
+      </w:pPr>
+      <w:proofErr w:type="gramStart"/>
+      <w:r>
+        <w:rPr>
+          <w:b/>
+          <w:bCs/>
+        </w:rPr>
+        <w:t xml:space="preserve">{{ </w:t>
+      </w:r>
+      <w:proofErr w:type="spellStart"/>
+      <w:r>
+        <w:rPr>
+          <w:b/>
+          <w:bCs/>
+        </w:rPr>
+        <w:t>Signatory.Name</w:t>
+      </w:r>
+      <w:proofErr w:type="spellEnd"/>
+      <w:proofErr w:type="gramEnd"/>
+      <w:r>
+        <w:rPr>
+          <w:b/>
+          <w:bCs/>
+        </w:rPr>
+        <w:t xml:space="preserve"> }} </w:t>
+      </w:r>
+    </w:p>
+    <w:p>
+      <w:pPr>
+        <w:pStyle w:val="ListParagraph"/>
+        <w:widowControl w:val="0"/>
+        <w:tabs>
+          <w:tab w:val="left" w:pos="567"/>
+          <w:tab w:val="left" w:pos="1134"/>
+          <w:tab w:val="left" w:pos="1701"/>
+          <w:tab w:val="left" w:pos="2268"/>
+          <w:tab w:val="left" w:pos="2835"/>
+          <w:tab w:val="left" w:pos="3402"/>
+          <w:tab w:val="left" w:pos="3969"/>
+          <w:tab w:val="left" w:pos="4536"/>
+          <w:tab w:val="left" w:pos="5103"/>
+          <w:tab w:val="left" w:pos="5670"/>
+          <w:tab w:val="left" w:pos="6237"/>
+          <w:tab w:val="left" w:pos="6804"/>
+          <w:tab w:val="left" w:pos="7371"/>
+          <w:tab w:val="left" w:pos="7938"/>
+          <w:tab w:val="left" w:pos="8505"/>
+          <w:tab w:val="left" w:pos="9072"/>
+        </w:tabs>
+        <w:suppressAutoHyphens/>
+        <w:autoSpaceDN w:val="0"/>
+        <w:ind w:left="357"/>
+        <w:textAlignment w:val="baseline"/>
+        <w:rPr>
+          <w:b/>
+          <w:bCs/>
+        </w:rPr>
+      </w:pPr>
+      <w:proofErr w:type="gramStart"/>
+      <w:r>
+        <w:rPr>
+          <w:b/>
+          <w:bCs/>
+        </w:rPr>
+        <w:t xml:space="preserve">{{ </w:t>
+      </w:r>
+      <w:proofErr w:type="spellStart"/>
+      <w:r>
+        <w:rPr>
+          <w:b/>
+          <w:bCs/>
+        </w:rPr>
+        <w:t>Signatory.Rank</w:t>
+      </w:r>
+      <w:proofErr w:type="spellEnd"/>
+      <w:proofErr w:type="gramEnd"/>
+      <w:r>
+        <w:rPr>
+          <w:b/>
+          <w:bCs/>
+        </w:rPr>
+        <w:t xml:space="preserve"> }}</w:t>
+      </w:r>
+    </w:p>
+    <w:p>
+      <w:pPr>
+        <w:pStyle w:val="ListParagraph"/>
+        <w:widowControl w:val="0"/>
+        <w:tabs>
+          <w:tab w:val="left" w:pos="567"/>
+          <w:tab w:val="left" w:pos="1134"/>
+          <w:tab w:val="left" w:pos="1701"/>
+          <w:tab w:val="left" w:pos="2268"/>
+          <w:tab w:val="left" w:pos="2835"/>
+          <w:tab w:val="left" w:pos="3402"/>
+          <w:tab w:val="left" w:pos="3969"/>
+          <w:tab w:val="left" w:pos="4536"/>
+          <w:tab w:val="left" w:pos="5103"/>
+          <w:tab w:val="left" w:pos="5670"/>
+          <w:tab w:val="left" w:pos="6237"/>
+          <w:tab w:val="left" w:pos="6804"/>
+          <w:tab w:val="left" w:pos="7371"/>
+          <w:tab w:val="left" w:pos="7938"/>
+          <w:tab w:val="left" w:pos="8505"/>
+          <w:tab w:val="left" w:pos="9072"/>
+        </w:tabs>
+        <w:suppressAutoHyphens/>
+        <w:autoSpaceDN w:val="0"/>
+        <w:ind w:left="357"/>
+        <w:textAlignment w:val="baseline"/>
+        <w:rPr>
+          <w:b/>
+          <w:bCs/>
+        </w:rPr>
+      </w:pPr>
+      <w:proofErr w:type="gramStart"/>
+      <w:r>
+        <w:rPr>
+          <w:b/>
+          <w:bCs/>
+        </w:rPr>
+        <w:t xml:space="preserve">{{ </w:t>
+      </w:r>
+      <w:proofErr w:type="spellStart"/>
+      <w:r>
+        <w:rPr>
+          <w:b/>
+          <w:bCs/>
+        </w:rPr>
+        <w:t>Signatory.Appointment</w:t>
+      </w:r>
+      <w:proofErr w:type="spellEnd"/>
+      <w:proofErr w:type="gramEnd"/>
+      <w:r>
+        <w:rPr>
+          <w:b/>
+          <w:bCs/>
+        </w:rPr>
+        <w:t xml:space="preserve"> }}</w:t>
+      </w:r>
+    </w:p>
+    <w:p>
+      <w:pPr>
+        <w:pStyle w:val="ListParagraph"/>
+        <w:widowControl w:val="0"/>
+        <w:tabs>
+          <w:tab w:val="left" w:pos="567"/>
+          <w:tab w:val="left" w:pos="1134"/>
+          <w:tab w:val="left" w:pos="1701"/>
+          <w:tab w:val="left" w:pos="2268"/>
+          <w:tab w:val="left" w:pos="2835"/>
+          <w:tab w:val="left" w:pos="3402"/>
+          <w:tab w:val="left" w:pos="3969"/>
+          <w:tab w:val="left" w:pos="4536"/>
+          <w:tab w:val="left" w:pos="5103"/>
+          <w:tab w:val="left" w:pos="5670"/>
+          <w:tab w:val="left" w:pos="6237"/>
+          <w:tab w:val="left" w:pos="6804"/>
+          <w:tab w:val="left" w:pos="7371"/>
+          <w:tab w:val="left" w:pos="7938"/>
+          <w:tab w:val="left" w:pos="8505"/>
+          <w:tab w:val="left" w:pos="9072"/>
+        </w:tabs>
+        <w:suppressAutoHyphens/>
+        <w:autoSpaceDN w:val="0"/>
+        <w:ind w:left="357"/>
+        <w:textAlignment w:val="baseline"/>
+        <w:rPr>
+          <w:b/>
+          <w:bCs/>
+        </w:rPr>
+      </w:pPr>
+      <w:proofErr w:type="gramStart"/>
+      <w:r>
+        <w:rPr>
+          <w:b/>
+          <w:bCs/>
+        </w:rPr>
+        <w:t xml:space="preserve">{{ </w:t>
+      </w:r>
+      <w:proofErr w:type="spellStart"/>
+      <w:r>
+        <w:rPr>
+          <w:b/>
+          <w:bCs/>
+        </w:rPr>
+        <w:t>Activity.SubUnit</w:t>
+      </w:r>
+      <w:proofErr w:type="spellEnd"/>
+      <w:proofErr w:type="gramEnd"/>
+      <w:r>
+        <w:rPr>
+          <w:b/>
+          <w:bCs/>
+        </w:rPr>
+        <w:t xml:space="preserve"> }}</w:t>
+      </w:r>
+    </w:p>
+    <w:p>
+      <w:pPr>
+        <w:pStyle w:val="ListParagraph"/>
+        <w:widowControl w:val="0"/>
+        <w:tabs>
+          <w:tab w:val="left" w:pos="567"/>
+          <w:tab w:val="left" w:pos="1134"/>
+          <w:tab w:val="left" w:pos="1701"/>
+          <w:tab w:val="left" w:pos="2268"/>
+          <w:tab w:val="left" w:pos="2835"/>
+          <w:tab w:val="left" w:pos="3402"/>
+          <w:tab w:val="left" w:pos="3969"/>
+          <w:tab w:val="left" w:pos="4536"/>
+          <w:tab w:val="left" w:pos="5103"/>
+          <w:tab w:val="left" w:pos="5670"/>
+          <w:tab w:val="left" w:pos="6237"/>
+          <w:tab w:val="left" w:pos="6804"/>
+          <w:tab w:val="left" w:pos="7371"/>
+          <w:tab w:val="left" w:pos="7938"/>
+          <w:tab w:val="left" w:pos="8505"/>
+          <w:tab w:val="left" w:pos="9072"/>
+        </w:tabs>
+        <w:suppressAutoHyphens/>
+        <w:autoSpaceDN w:val="0"/>
+        <w:spacing w:after="0"/>
+        <w:ind w:left="0" w:firstLine="0"/>
+        <w:contextualSpacing w:val="0"/>
+        <w:textAlignment w:val="baseline"/>
+        <w:rPr>
+          <w:b/>
+          <w:bCs/>
+        </w:rPr>
+      </w:pPr>
+    </w:p>
+    <w:p>
+      <w:pPr>
+        <w:pStyle w:val="ListParagraph"/>
+        <w:widowControl w:val="0"/>
+        <w:tabs>
+          <w:tab w:val="left" w:pos="567"/>
+          <w:tab w:val="left" w:pos="1134"/>
+          <w:tab w:val="left" w:pos="1701"/>
+          <w:tab w:val="left" w:pos="2268"/>
+          <w:tab w:val="left" w:pos="2835"/>
+          <w:tab w:val="left" w:pos="3402"/>
+          <w:tab w:val="left" w:pos="3969"/>
+          <w:tab w:val="left" w:pos="4536"/>
+          <w:tab w:val="left" w:pos="5103"/>
+          <w:tab w:val="left" w:pos="5670"/>
+          <w:tab w:val="left" w:pos="6237"/>
+          <w:tab w:val="left" w:pos="6804"/>
+          <w:tab w:val="left" w:pos="7371"/>
+          <w:tab w:val="left" w:pos="7938"/>
+          <w:tab w:val="left" w:pos="8505"/>
+          <w:tab w:val="left" w:pos="9072"/>
+        </w:tabs>
+        <w:suppressAutoHyphens/>
+        <w:autoSpaceDN w:val="0"/>
+        <w:spacing w:after="0"/>
+        <w:ind w:left="0" w:firstLine="0"/>
+        <w:contextualSpacing w:val="0"/>
+        <w:textAlignment w:val="baseline"/>
+        <w:rPr>
+          <w:b/>
+          <w:bCs/>
+        </w:rPr>
+      </w:pPr>
+      <w:proofErr w:type="gramStart"/>
+      <w:r>
+        <w:rPr>
+          <w:b/>
+          <w:bCs/>
+        </w:rPr>
+        <w:t xml:space="preserve">{{ </w:t>
+      </w:r>
+      <w:proofErr w:type="spellStart"/>
+      <w:r>
+        <w:rPr>
+          <w:b/>
+          <w:bCs/>
+        </w:rPr>
+        <w:t>Activity.DocumentDate</w:t>
+      </w:r>
+      <w:proofErr w:type="spellEnd"/>
+      <w:proofErr w:type="gramEnd"/>
+      <w:r>
+        <w:rPr>
+          <w:b/>
+          <w:bCs/>
+        </w:rPr>
+        <w:t xml:space="preserve"> }}</w:t>
+      </w:r>
+    </w:p>
+    <w:p>
+      <w:pPr>
+        <w:pStyle w:val="ListParagraph"/>
+        <w:widowControl w:val="0"/>
+        <w:tabs>
+          <w:tab w:val="left" w:pos="567"/>
+          <w:tab w:val="left" w:pos="1134"/>
+          <w:tab w:val="left" w:pos="1701"/>
+          <w:tab w:val="left" w:pos="2268"/>
+          <w:tab w:val="left" w:pos="2835"/>
+          <w:tab w:val="left" w:pos="3402"/>
+          <w:tab w:val="left" w:pos="3969"/>
+          <w:tab w:val="left" w:pos="4536"/>
+          <w:tab w:val="left" w:pos="5103"/>
+          <w:tab w:val="left" w:pos="5670"/>
+          <w:tab w:val="left" w:pos="6237"/>
+          <w:tab w:val="left" w:pos="6804"/>
+          <w:tab w:val="left" w:pos="7371"/>
+          <w:tab w:val="left" w:pos="7938"/>
+          <w:tab w:val="left" w:pos="8505"/>
+          <w:tab w:val="left" w:pos="9072"/>
+        </w:tabs>
+        <w:suppressAutoHyphens/>
+        <w:autoSpaceDN w:val="0"/>
+        <w:spacing w:after="0"/>
+        <w:ind w:left="0" w:firstLine="0"/>
+        <w:contextualSpacing w:val="0"/>
+        <w:textAlignment w:val="baseline"/>
+        <w:rPr>
+          <w:b/>
+          <w:bCs/>
+        </w:rPr>
+      </w:pPr>
+    </w:p>
+    <w:p>
+      <w:pPr>
+        <w:pStyle w:val="ListParagraph"/>
+        <w:widowControl w:val="0"/>
+        <w:tabs>
+          <w:tab w:val="left" w:pos="567"/>
+          <w:tab w:val="left" w:pos="1134"/>
+          <w:tab w:val="left" w:pos="1701"/>
+          <w:tab w:val="left" w:pos="2268"/>
+          <w:tab w:val="left" w:pos="2835"/>
+          <w:tab w:val="left" w:pos="3402"/>
+          <w:tab w:val="left" w:pos="3969"/>
+          <w:tab w:val="left" w:pos="4536"/>
+          <w:tab w:val="left" w:pos="5103"/>
+          <w:tab w:val="left" w:pos="5670"/>
+          <w:tab w:val="left" w:pos="6237"/>
+          <w:tab w:val="left" w:pos="6804"/>
+          <w:tab w:val="left" w:pos="7371"/>
+          <w:tab w:val="left" w:pos="7938"/>
+          <w:tab w:val="left" w:pos="8505"/>
+          <w:tab w:val="left" w:pos="9072"/>
+        </w:tabs>
+        <w:suppressAutoHyphens/>
+        <w:autoSpaceDN w:val="0"/>
+        <w:ind w:left="357"/>
+        <w:textAlignment w:val="baseline"/>
+        <w:rPr>
+          <w:b/>
+          <w:bCs/>
+        </w:rPr>
+      </w:pPr>
+      <w:r>
+        <w:rPr>
+          <w:b/>
+          <w:bCs/>
+        </w:rPr>
+        <w:t xml:space="preserve">Distribution: </w:t>
+      </w:r>
+    </w:p>
+    <w:p>
+      <w:pPr>
+        <w:pStyle w:val="ListParagraph"/>
+        <w:widowControl w:val="0"/>
+        <w:tabs>
+          <w:tab w:val="left" w:pos="567"/>
+          <w:tab w:val="left" w:pos="1134"/>
+          <w:tab w:val="left" w:pos="1701"/>
+          <w:tab w:val="left" w:pos="2268"/>
+          <w:tab w:val="left" w:pos="2835"/>
+          <w:tab w:val="left" w:pos="3402"/>
+          <w:tab w:val="left" w:pos="3969"/>
+          <w:tab w:val="left" w:pos="4536"/>
+          <w:tab w:val="left" w:pos="5103"/>
+          <w:tab w:val="left" w:pos="5670"/>
+          <w:tab w:val="left" w:pos="6237"/>
+          <w:tab w:val="left" w:pos="6804"/>
+          <w:tab w:val="left" w:pos="7371"/>
+          <w:tab w:val="left" w:pos="7938"/>
+          <w:tab w:val="left" w:pos="8505"/>
+          <w:tab w:val="left" w:pos="9072"/>
+        </w:tabs>
+        <w:suppressAutoHyphens/>
+        <w:autoSpaceDN w:val="0"/>
+        <w:ind w:left="357"/>
+        <w:textAlignment w:val="baseline"/>
+        <w:rPr>
+          <w:b/>
+          <w:bCs/>
+        </w:rPr>
+      </w:pPr>
+    </w:p>
+    <w:p>
+      <w:pPr>
+        <w:pStyle w:val="ListParagraph"/>
+        <w:widowControl w:val="0"/>
+        <w:tabs>
+          <w:tab w:val="left" w:pos="567"/>
+          <w:tab w:val="left" w:pos="1134"/>
+          <w:tab w:val="left" w:pos="1701"/>
+          <w:tab w:val="left" w:pos="2268"/>
+          <w:tab w:val="left" w:pos="2835"/>
+          <w:tab w:val="left" w:pos="3402"/>
+          <w:tab w:val="left" w:pos="3969"/>
+          <w:tab w:val="left" w:pos="4536"/>
+          <w:tab w:val="left" w:pos="5103"/>
+          <w:tab w:val="left" w:pos="5670"/>
+          <w:tab w:val="left" w:pos="6237"/>
+          <w:tab w:val="left" w:pos="6804"/>
+          <w:tab w:val="left" w:pos="7371"/>
+          <w:tab w:val="left" w:pos="7938"/>
+          <w:tab w:val="left" w:pos="8505"/>
+          <w:tab w:val="left" w:pos="9072"/>
+        </w:tabs>
+        <w:suppressAutoHyphens/>
+        <w:autoSpaceDN w:val="0"/>
+        <w:ind w:left="357"/>
+        <w:textAlignment w:val="baseline"/>
+        <w:rPr>
+          <w:b/>
+          <w:bCs/>
+        </w:rPr>
+      </w:pPr>
+      <w:r>
+        <w:rPr>
+          <w:b/>
+          <w:bCs/>
+        </w:rPr>
+        <w:t xml:space="preserve">{% for item in </w:t>
+      </w:r>
+      <w:proofErr w:type="spellStart"/>
+      <w:r>
+        <w:rPr>
+          <w:b/>
+          <w:bCs/>
+        </w:rPr>
+        <w:t>Distribution.Distribution</w:t>
+      </w:r>
+      <w:proofErr w:type="spellEnd"/>
+      <w:r>
+        <w:rPr>
+          <w:b/>
+          <w:bCs/>
+        </w:rPr>
+        <w:t xml:space="preserve"> %} </w:t>
+      </w:r>
+    </w:p>
+    <w:p>
+      <w:pPr>
+        <w:pStyle w:val="ListParagraph"/>
+        <w:widowControl w:val="0"/>
+        <w:tabs>
+          <w:tab w:val="left" w:pos="567"/>
+          <w:tab w:val="left" w:pos="1134"/>
+          <w:tab w:val="left" w:pos="1701"/>
+          <w:tab w:val="left" w:pos="2268"/>
+          <w:tab w:val="left" w:pos="2835"/>
+          <w:tab w:val="left" w:pos="3402"/>
+          <w:tab w:val="left" w:pos="3969"/>
+          <w:tab w:val="left" w:pos="4536"/>
+          <w:tab w:val="left" w:pos="5103"/>
+          <w:tab w:val="left" w:pos="5670"/>
+          <w:tab w:val="left" w:pos="6237"/>
+          <w:tab w:val="left" w:pos="6804"/>
+          <w:tab w:val="left" w:pos="7371"/>
+          <w:tab w:val="left" w:pos="7938"/>
+          <w:tab w:val="left" w:pos="8505"/>
+          <w:tab w:val="left" w:pos="9072"/>
+        </w:tabs>
+        <w:suppressAutoHyphens/>
+        <w:autoSpaceDN w:val="0"/>
+        <w:spacing w:after="0"/>
+        <w:ind w:left="357"/>
+        <w:textAlignment w:val="baseline"/>
+        <w:rPr>
+          <w:b/>
+          <w:bCs/>
+        </w:rPr>
+      </w:pPr>
+      <w:proofErr w:type="gramStart"/>
+      <w:r>
+        <w:rPr>
+          <w:b/>
+          <w:bCs/>
+        </w:rPr>
+        <w:lastRenderedPageBreak/>
+        <w:t>{{ item</w:t>
+      </w:r>
+      <w:proofErr w:type="gramEnd"/>
+      <w:r>
+        <w:rPr>
+          <w:b/>
+          <w:bCs/>
+        </w:rPr>
+        <w:t xml:space="preserve"> }} </w:t>
+      </w:r>
+    </w:p>
+    <w:p>
+      <w:pPr>
+        <w:pStyle w:val="ListParagraph"/>
+        <w:widowControl w:val="0"/>
+        <w:tabs>
+          <w:tab w:val="left" w:pos="567"/>
+          <w:tab w:val="left" w:pos="1134"/>
+          <w:tab w:val="left" w:pos="1701"/>
+          <w:tab w:val="left" w:pos="2268"/>
+          <w:tab w:val="left" w:pos="2835"/>
+          <w:tab w:val="left" w:pos="3402"/>
+          <w:tab w:val="left" w:pos="3969"/>
+          <w:tab w:val="left" w:pos="4536"/>
+          <w:tab w:val="left" w:pos="5103"/>
+          <w:tab w:val="left" w:pos="5670"/>
+          <w:tab w:val="left" w:pos="6237"/>
+          <w:tab w:val="left" w:pos="6804"/>
+          <w:tab w:val="left" w:pos="7371"/>
+          <w:tab w:val="left" w:pos="7938"/>
+          <w:tab w:val="left" w:pos="8505"/>
+          <w:tab w:val="left" w:pos="9072"/>
+        </w:tabs>
+        <w:suppressAutoHyphens/>
+        <w:autoSpaceDN w:val="0"/>
+        <w:ind w:left="357"/>
+        <w:textAlignment w:val="baseline"/>
+        <w:rPr>
+          <w:b/>
+          <w:bCs/>
+        </w:rPr>
+      </w:pPr>
+      <w:r>
+        <w:rPr>
+          <w:b/>
+          <w:bCs/>
+        </w:rPr>
+        <w:t xml:space="preserve">{% </w:t>
+      </w:r>
+      <w:proofErr w:type="spellStart"/>
+      <w:r>
+        <w:rPr>
+          <w:b/>
+          <w:bCs/>
+        </w:rPr>
+        <w:t>endfor</w:t>
+      </w:r>
+      <w:proofErr w:type="spellEnd"/>
+      <w:r>
+        <w:rPr>
+          <w:b/>
+          <w:bCs/>
+        </w:rPr>
+        <w:t xml:space="preserve"> %} </w:t>
+      </w:r>
+    </w:p>
+    <w:p>
+      <w:pPr>
+        <w:pStyle w:val="ListParagraph"/>
+        <w:widowControl w:val="0"/>
+        <w:tabs>
+          <w:tab w:val="left" w:pos="567"/>
+          <w:tab w:val="left" w:pos="1134"/>
+          <w:tab w:val="left" w:pos="1701"/>
+          <w:tab w:val="left" w:pos="2268"/>
+          <w:tab w:val="left" w:pos="2835"/>
+          <w:tab w:val="left" w:pos="3402"/>
+          <w:tab w:val="left" w:pos="3969"/>
+          <w:tab w:val="left" w:pos="4536"/>
+          <w:tab w:val="left" w:pos="5103"/>
+          <w:tab w:val="left" w:pos="5670"/>
+          <w:tab w:val="left" w:pos="6237"/>
+          <w:tab w:val="left" w:pos="6804"/>
+          <w:tab w:val="left" w:pos="7371"/>
+          <w:tab w:val="left" w:pos="7938"/>
+          <w:tab w:val="left" w:pos="8505"/>
+          <w:tab w:val="left" w:pos="9072"/>
+        </w:tabs>
+        <w:suppressAutoHyphens/>
+        <w:autoSpaceDN w:val="0"/>
+        <w:ind w:left="357"/>
+        <w:textAlignment w:val="baseline"/>
+        <w:rPr>
+          <w:b/>
+          <w:bCs/>
+        </w:rPr>
+      </w:pPr>
+    </w:p>
+    <w:p>
+      <w:pPr>
+        <w:pStyle w:val="ListParagraph"/>
+        <w:widowControl w:val="0"/>
+        <w:tabs>
+          <w:tab w:val="left" w:pos="567"/>
+          <w:tab w:val="left" w:pos="1134"/>
+          <w:tab w:val="left" w:pos="1701"/>
+          <w:tab w:val="left" w:pos="2268"/>
+          <w:tab w:val="left" w:pos="2835"/>
+          <w:tab w:val="left" w:pos="3402"/>
+          <w:tab w:val="left" w:pos="3969"/>
+          <w:tab w:val="left" w:pos="4536"/>
+          <w:tab w:val="left" w:pos="5103"/>
+          <w:tab w:val="left" w:pos="5670"/>
+          <w:tab w:val="left" w:pos="6237"/>
+          <w:tab w:val="left" w:pos="6804"/>
+          <w:tab w:val="left" w:pos="7371"/>
+          <w:tab w:val="left" w:pos="7938"/>
+          <w:tab w:val="left" w:pos="8505"/>
+          <w:tab w:val="left" w:pos="9072"/>
+        </w:tabs>
+        <w:suppressAutoHyphens/>
+        <w:autoSpaceDN w:val="0"/>
+        <w:ind w:left="357"/>
+        <w:textAlignment w:val="baseline"/>
+        <w:rPr>
+          <w:b/>
+          <w:bCs/>
+        </w:rPr>
+      </w:pPr>
+      <w:r>
+        <w:rPr>
+          <w:b/>
+          <w:bCs/>
+        </w:rPr>
+        <w:t xml:space="preserve">Info: </w:t>
+      </w:r>
+    </w:p>
+    <w:p>
+      <w:pPr>
+        <w:pStyle w:val="ListParagraph"/>
+        <w:widowControl w:val="0"/>
+        <w:tabs>
+          <w:tab w:val="left" w:pos="567"/>
+          <w:tab w:val="left" w:pos="1134"/>
+          <w:tab w:val="left" w:pos="1701"/>
+          <w:tab w:val="left" w:pos="2268"/>
+          <w:tab w:val="left" w:pos="2835"/>
+          <w:tab w:val="left" w:pos="3402"/>
+          <w:tab w:val="left" w:pos="3969"/>
+          <w:tab w:val="left" w:pos="4536"/>
+          <w:tab w:val="left" w:pos="5103"/>
+          <w:tab w:val="left" w:pos="5670"/>
+          <w:tab w:val="left" w:pos="6237"/>
+          <w:tab w:val="left" w:pos="6804"/>
+          <w:tab w:val="left" w:pos="7371"/>
+          <w:tab w:val="left" w:pos="7938"/>
+          <w:tab w:val="left" w:pos="8505"/>
+          <w:tab w:val="left" w:pos="9072"/>
+        </w:tabs>
+        <w:suppressAutoHyphens/>
+        <w:autoSpaceDN w:val="0"/>
+        <w:ind w:left="357"/>
+        <w:textAlignment w:val="baseline"/>
+        <w:rPr>
+          <w:b/>
+          <w:bCs/>
+        </w:rPr>
+      </w:pPr>
+    </w:p>
+    <w:p>
+      <w:pPr>
+        <w:pStyle w:val="ListParagraph"/>
+        <w:widowControl w:val="0"/>
+        <w:tabs>
+          <w:tab w:val="left" w:pos="567"/>
+          <w:tab w:val="left" w:pos="1134"/>
+          <w:tab w:val="left" w:pos="1701"/>
+          <w:tab w:val="left" w:pos="2268"/>
+          <w:tab w:val="left" w:pos="2835"/>
+          <w:tab w:val="left" w:pos="3402"/>
+          <w:tab w:val="left" w:pos="3969"/>
+          <w:tab w:val="left" w:pos="4536"/>
+          <w:tab w:val="left" w:pos="5103"/>
+          <w:tab w:val="left" w:pos="5670"/>
+          <w:tab w:val="left" w:pos="6237"/>
+          <w:tab w:val="left" w:pos="6804"/>
+          <w:tab w:val="left" w:pos="7371"/>
+          <w:tab w:val="left" w:pos="7938"/>
+          <w:tab w:val="left" w:pos="8505"/>
+          <w:tab w:val="left" w:pos="9072"/>
+        </w:tabs>
+        <w:suppressAutoHyphens/>
+        <w:autoSpaceDN w:val="0"/>
+        <w:ind w:left="357"/>
+        <w:textAlignment w:val="baseline"/>
+        <w:rPr>
+          <w:b/>
+          <w:bCs/>
+        </w:rPr>
+      </w:pPr>
+      <w:r>
+        <w:rPr>
+          <w:b/>
+          <w:bCs/>
+        </w:rPr>
+        <w:t xml:space="preserve">{% for item in </w:t>
+      </w:r>
+      <w:proofErr w:type="spellStart"/>
+      <w:r>
+        <w:rPr>
+          <w:b/>
+          <w:bCs/>
+        </w:rPr>
+        <w:t>Distribution.Info</w:t>
+      </w:r>
+      <w:proofErr w:type="spellEnd"/>
+      <w:r>
+        <w:rPr>
+          <w:b/>
+          <w:bCs/>
+        </w:rPr>
+        <w:t xml:space="preserve"> %} </w:t>
+      </w:r>
+    </w:p>
+    <w:p>
+      <w:pPr>
+        <w:pStyle w:val="ListParagraph"/>
+        <w:widowControl w:val="0"/>
+        <w:tabs>
+          <w:tab w:val="left" w:pos="567"/>
+          <w:tab w:val="left" w:pos="1134"/>
+          <w:tab w:val="left" w:pos="1701"/>
+          <w:tab w:val="left" w:pos="2268"/>
+          <w:tab w:val="left" w:pos="2835"/>
+          <w:tab w:val="left" w:pos="3402"/>
+          <w:tab w:val="left" w:pos="3969"/>
+          <w:tab w:val="left" w:pos="4536"/>
+          <w:tab w:val="left" w:pos="5103"/>
+          <w:tab w:val="left" w:pos="5670"/>
+          <w:tab w:val="left" w:pos="6237"/>
+          <w:tab w:val="left" w:pos="6804"/>
+          <w:tab w:val="left" w:pos="7371"/>
+          <w:tab w:val="left" w:pos="7938"/>
+          <w:tab w:val="left" w:pos="8505"/>
+          <w:tab w:val="left" w:pos="9072"/>
+        </w:tabs>
+        <w:suppressAutoHyphens/>
+        <w:autoSpaceDN w:val="0"/>
+        <w:spacing w:after="0"/>
+        <w:ind w:left="357"/>
+        <w:textAlignment w:val="baseline"/>
+        <w:rPr>
+          <w:b/>
+          <w:bCs/>
+        </w:rPr>
+      </w:pPr>
+      <w:proofErr w:type="gramStart"/>
+      <w:r>
+        <w:rPr>
+          <w:b/>
+          <w:bCs/>
+        </w:rPr>
+        <w:t>{{ item</w:t>
+      </w:r>
+      <w:proofErr w:type="gramEnd"/>
+      <w:r>
+        <w:rPr>
+          <w:b/>
+          <w:bCs/>
+        </w:rPr>
+        <w:t xml:space="preserve"> }} </w:t>
+      </w:r>
+    </w:p>
+    <w:p>
+      <w:pPr>
+        <w:pStyle w:val="ListParagraph"/>
+        <w:widowControl w:val="0"/>
+        <w:tabs>
+          <w:tab w:val="left" w:pos="567"/>
+          <w:tab w:val="left" w:pos="1134"/>
+          <w:tab w:val="left" w:pos="1701"/>
+          <w:tab w:val="left" w:pos="2268"/>
+          <w:tab w:val="left" w:pos="2835"/>
+          <w:tab w:val="left" w:pos="3402"/>
+          <w:tab w:val="left" w:pos="3969"/>
+          <w:tab w:val="left" w:pos="4536"/>
+          <w:tab w:val="left" w:pos="5103"/>
+          <w:tab w:val="left" w:pos="5670"/>
+          <w:tab w:val="left" w:pos="6237"/>
+          <w:tab w:val="left" w:pos="6804"/>
+          <w:tab w:val="left" w:pos="7371"/>
+          <w:tab w:val="left" w:pos="7938"/>
+          <w:tab w:val="left" w:pos="8505"/>
+          <w:tab w:val="left" w:pos="9072"/>
+        </w:tabs>
+        <w:suppressAutoHyphens/>
+        <w:autoSpaceDN w:val="0"/>
+        <w:ind w:left="357"/>
+        <w:textAlignment w:val="baseline"/>
+        <w:rPr>
+          <w:b/>
+          <w:bCs/>
+        </w:rPr>
+      </w:pPr>
+      <w:r>
+        <w:rPr>
+          <w:b/>
+          <w:bCs/>
+        </w:rPr>
+        <w:t xml:space="preserve">{% </w:t>
+      </w:r>
+      <w:proofErr w:type="spellStart"/>
+      <w:r>
+        <w:rPr>
+          <w:b/>
+          <w:bCs/>
+        </w:rPr>
+        <w:t>endfor</w:t>
+      </w:r>
+      <w:proofErr w:type="spellEnd"/>
+      <w:r>
+        <w:rPr>
+          <w:b/>
+          <w:bCs/>
+        </w:rPr>
+        <w:t xml:space="preserve"> %}</w:t>
+      </w:r>
+    </w:p>
+    <w:p>
+      <w:pPr>
+        <w:pStyle w:val="ListParagraph"/>
+        <w:widowControl w:val="0"/>
+        <w:tabs>
+          <w:tab w:val="left" w:pos="567"/>
+          <w:tab w:val="left" w:pos="1134"/>
+          <w:tab w:val="left" w:pos="1701"/>
+          <w:tab w:val="left" w:pos="2268"/>
+          <w:tab w:val="left" w:pos="2835"/>
+          <w:tab w:val="left" w:pos="3402"/>
+          <w:tab w:val="left" w:pos="3969"/>
+          <w:tab w:val="left" w:pos="4536"/>
+          <w:tab w:val="left" w:pos="5103"/>
+          <w:tab w:val="left" w:pos="5670"/>
+          <w:tab w:val="left" w:pos="6237"/>
+          <w:tab w:val="left" w:pos="6804"/>
+          <w:tab w:val="left" w:pos="7371"/>
+          <w:tab w:val="left" w:pos="7938"/>
+          <w:tab w:val="left" w:pos="8505"/>
+          <w:tab w:val="left" w:pos="9072"/>
+        </w:tabs>
+        <w:suppressAutoHyphens/>
+        <w:autoSpaceDN w:val="0"/>
+        <w:ind w:left="357"/>
+        <w:textAlignment w:val="baseline"/>
+        <w:rPr>
+          <w:b/>
+          <w:bCs/>
+        </w:rPr>
+      </w:pPr>
+    </w:p>
+    <w:p>
+      <w:pPr>
+        <w:pStyle w:val="ListParagraph"/>
+        <w:widowControl w:val="0"/>
+        <w:tabs>
+          <w:tab w:val="left" w:pos="567"/>
+          <w:tab w:val="left" w:pos="1134"/>
+          <w:tab w:val="left" w:pos="1701"/>
+          <w:tab w:val="left" w:pos="2268"/>
+          <w:tab w:val="left" w:pos="2835"/>
+          <w:tab w:val="left" w:pos="3402"/>
+          <w:tab w:val="left" w:pos="3969"/>
+          <w:tab w:val="left" w:pos="4536"/>
+          <w:tab w:val="left" w:pos="5103"/>
+          <w:tab w:val="left" w:pos="5670"/>
+          <w:tab w:val="left" w:pos="6237"/>
+          <w:tab w:val="left" w:pos="6804"/>
+          <w:tab w:val="left" w:pos="7371"/>
+          <w:tab w:val="left" w:pos="7938"/>
+          <w:tab w:val="left" w:pos="8505"/>
+          <w:tab w:val="left" w:pos="9072"/>
+        </w:tabs>
+        <w:suppressAutoHyphens/>
+        <w:autoSpaceDN w:val="0"/>
+        <w:ind w:left="357"/>
+        <w:textAlignment w:val="baseline"/>
+        <w:rPr>
+          <w:b/>
+          <w:bCs/>
+        </w:rPr>
+      </w:pPr>
+      <w:r>
+        <w:rPr>
+          <w:b/>
+          <w:bCs/>
+        </w:rPr>
+        <w:t>Annexes:</w:t>
+      </w:r>
+    </w:p>
+    <w:p>
+      <w:pPr>
+        <w:pStyle w:val="ListParagraph"/>
+        <w:widowControl w:val="0"/>
+        <w:tabs>
+          <w:tab w:val="left" w:pos="567"/>
+          <w:tab w:val="left" w:pos="1134"/>
+          <w:tab w:val="left" w:pos="1701"/>
+          <w:tab w:val="left" w:pos="2268"/>
+          <w:tab w:val="left" w:pos="2835"/>
+          <w:tab w:val="left" w:pos="3402"/>
+          <w:tab w:val="left" w:pos="3969"/>
+          <w:tab w:val="left" w:pos="4536"/>
+          <w:tab w:val="left" w:pos="5103"/>
+          <w:tab w:val="left" w:pos="5670"/>
+          <w:tab w:val="left" w:pos="6237"/>
+          <w:tab w:val="left" w:pos="6804"/>
+          <w:tab w:val="left" w:pos="7371"/>
+          <w:tab w:val="left" w:pos="7938"/>
+          <w:tab w:val="left" w:pos="8505"/>
+          <w:tab w:val="left" w:pos="9072"/>
+        </w:tabs>
+        <w:suppressAutoHyphens/>
+        <w:autoSpaceDN w:val="0"/>
+        <w:ind w:left="357"/>
+        <w:textAlignment w:val="baseline"/>
+        <w:rPr>
+          <w:b/>
+          <w:bCs/>
+        </w:rPr>
+      </w:pPr>
+    </w:p>
+    <w:p>
+      <w:pPr>
+        <w:pStyle w:val="ListParagraph"/>
+        <w:widowControl w:val="0"/>
+        <w:tabs>
+          <w:tab w:val="left" w:pos="567"/>
+          <w:tab w:val="left" w:pos="1134"/>
+          <w:tab w:val="left" w:pos="1701"/>
+          <w:tab w:val="left" w:pos="2268"/>
+          <w:tab w:val="left" w:pos="2835"/>
+          <w:tab w:val="left" w:pos="3402"/>
+          <w:tab w:val="left" w:pos="3969"/>
+          <w:tab w:val="left" w:pos="4536"/>
+          <w:tab w:val="left" w:pos="5103"/>
+          <w:tab w:val="left" w:pos="5670"/>
+          <w:tab w:val="left" w:pos="6237"/>
+          <w:tab w:val="left" w:pos="6804"/>
+          <w:tab w:val="left" w:pos="7371"/>
+          <w:tab w:val="left" w:pos="7938"/>
+          <w:tab w:val="left" w:pos="8505"/>
+          <w:tab w:val="left" w:pos="9072"/>
+        </w:tabs>
+        <w:suppressAutoHyphens/>
+        <w:autoSpaceDN w:val="0"/>
+        <w:ind w:left="357"/>
+        <w:textAlignment w:val="baseline"/>
+        <w:rPr>
+          <w:b/>
+          <w:bCs/>
+        </w:rPr>
+      </w:pPr>
+      <w:r>
+        <w:rPr>
+          <w:b/>
+          <w:bCs/>
+        </w:rPr>
+        <w:t xml:space="preserve">{% for item in Annexes %} </w:t>
+      </w:r>
+    </w:p>
+    <w:p>
+      <w:pPr>
+        <w:pStyle w:val="ListParagraph"/>
+        <w:widowControl w:val="0"/>
+        <w:numPr>
+          <w:ilvl w:val="0"/>
+          <w:numId w:val="6"/>
+        </w:numPr>
+        <w:tabs>
+          <w:tab w:val="left" w:pos="567"/>
+          <w:tab w:val="left" w:pos="1134"/>
+          <w:tab w:val="left" w:pos="1701"/>
+          <w:tab w:val="left" w:pos="2268"/>
+          <w:tab w:val="left" w:pos="2835"/>
+          <w:tab w:val="left" w:pos="3402"/>
+          <w:tab w:val="left" w:pos="3969"/>
+          <w:tab w:val="left" w:pos="4536"/>
+          <w:tab w:val="left" w:pos="5103"/>
+          <w:tab w:val="left" w:pos="5670"/>
+          <w:tab w:val="left" w:pos="6237"/>
+          <w:tab w:val="left" w:pos="6804"/>
+          <w:tab w:val="left" w:pos="7371"/>
+          <w:tab w:val="left" w:pos="7938"/>
+          <w:tab w:val="left" w:pos="8505"/>
+          <w:tab w:val="left" w:pos="9072"/>
+        </w:tabs>
+        <w:suppressAutoHyphens/>
+        <w:autoSpaceDN w:val="0"/>
+        <w:textAlignment w:val="baseline"/>
+        <w:rPr>
+          <w:b/>
+          <w:bCs/>
+        </w:rPr>
+      </w:pPr>
+      <w:proofErr w:type="gramStart"/>
+      <w:r>
+        <w:rPr>
+          <w:b/>
+          <w:bCs/>
+        </w:rPr>
+        <w:t>{{ item</w:t>
+      </w:r>
+      <w:proofErr w:type="gramEnd"/>
+      <w:r>
+        <w:rPr>
+          <w:b/>
+          <w:bCs/>
+        </w:rPr>
+        <w:t xml:space="preserve"> }} </w:t>
+      </w:r>
+    </w:p>
+    <w:p>
+      <w:pPr>
+        <w:pStyle w:val="ListParagraph"/>
+        <w:widowControl w:val="0"/>
+        <w:tabs>
+          <w:tab w:val="left" w:pos="567"/>
+          <w:tab w:val="left" w:pos="1134"/>
+          <w:tab w:val="left" w:pos="1701"/>
+          <w:tab w:val="left" w:pos="2268"/>
+          <w:tab w:val="left" w:pos="2835"/>
+          <w:tab w:val="left" w:pos="3402"/>
+          <w:tab w:val="left" w:pos="3969"/>
+          <w:tab w:val="left" w:pos="4536"/>
+          <w:tab w:val="left" w:pos="5103"/>
+          <w:tab w:val="left" w:pos="5670"/>
+          <w:tab w:val="left" w:pos="6237"/>
+          <w:tab w:val="left" w:pos="6804"/>
+          <w:tab w:val="left" w:pos="7371"/>
+          <w:tab w:val="left" w:pos="7938"/>
+          <w:tab w:val="left" w:pos="8505"/>
+          <w:tab w:val="left" w:pos="9072"/>
+        </w:tabs>
+        <w:suppressAutoHyphens/>
+        <w:autoSpaceDN w:val="0"/>
+        <w:ind w:left="357"/>
+        <w:textAlignment w:val="baseline"/>
+        <w:rPr>
+          <w:b/>
+          <w:bCs/>
+        </w:rPr>
+      </w:pPr>
+      <w:r>
+        <w:rPr>
+          <w:b/>
+          <w:bCs/>
+        </w:rPr>
+        <w:t xml:space="preserve">{% </w:t>
+      </w:r>
+      <w:proofErr w:type="spellStart"/>
+      <w:r>
+        <w:rPr>
+          <w:b/>
+          <w:bCs/>
+        </w:rPr>
+        <w:t>endfor</w:t>
+      </w:r>
+      <w:proofErr w:type="spellEnd"/>
+      <w:r>
+        <w:rPr>
+          <w:b/>
+          <w:bCs/>
+        </w:rPr>
+        <w:t xml:space="preserve"> %}</w:t>
+      </w:r>
+    </w:p>
+    <w:p>
+      <w:pPr>
+        <w:pStyle w:val="ListParagraph"/>
+        <w:widowControl w:val="0"/>
+        <w:tabs>
+          <w:tab w:val="left" w:pos="567"/>
+          <w:tab w:val="left" w:pos="1134"/>
+          <w:tab w:val="left" w:pos="1701"/>
+          <w:tab w:val="left" w:pos="2268"/>
+          <w:tab w:val="left" w:pos="2835"/>
+          <w:tab w:val="left" w:pos="3402"/>
+          <w:tab w:val="left" w:pos="3969"/>
+          <w:tab w:val="left" w:pos="4536"/>
+          <w:tab w:val="left" w:pos="5103"/>
+          <w:tab w:val="left" w:pos="5670"/>
+          <w:tab w:val="left" w:pos="6237"/>
+          <w:tab w:val="left" w:pos="6804"/>
+          <w:tab w:val="left" w:pos="7371"/>
+          <w:tab w:val="left" w:pos="7938"/>
+          <w:tab w:val="left" w:pos="8505"/>
+          <w:tab w:val="left" w:pos="9072"/>
+        </w:tabs>
+        <w:suppressAutoHyphens/>
+        <w:autoSpaceDN w:val="0"/>
+        <w:ind w:left="357"/>
+        <w:textAlignment w:val="baseline"/>
+        <w:rPr>
+          <w:b/>
+          <w:bCs/>
+        </w:rPr>
+      </w:pPr>
+    </w:p>
+    <w:p>
+      <w:pPr>
+        <w:pStyle w:val="ListParagraph"/>
+        <w:widowControl w:val="0"/>
+        <w:tabs>
+          <w:tab w:val="left" w:pos="567"/>
+          <w:tab w:val="left" w:pos="1134"/>
+          <w:tab w:val="left" w:pos="1701"/>
+          <w:tab w:val="left" w:pos="2268"/>
+          <w:tab w:val="left" w:pos="2835"/>
+          <w:tab w:val="left" w:pos="3402"/>
+          <w:tab w:val="left" w:pos="3969"/>
+          <w:tab w:val="left" w:pos="4536"/>
+          <w:tab w:val="left" w:pos="5103"/>
+          <w:tab w:val="left" w:pos="5670"/>
+          <w:tab w:val="left" w:pos="6237"/>
+          <w:tab w:val="left" w:pos="6804"/>
+          <w:tab w:val="left" w:pos="7371"/>
+          <w:tab w:val="left" w:pos="7938"/>
+          <w:tab w:val="left" w:pos="8505"/>
+          <w:tab w:val="left" w:pos="9072"/>
+        </w:tabs>
+        <w:suppressAutoHyphens/>
+        <w:autoSpaceDN w:val="0"/>
+        <w:ind w:left="357"/>
+        <w:textAlignment w:val="baseline"/>
+        <w:rPr>
+          <w:b/>
+          <w:bCs/>
+        </w:rPr>
+      </w:pPr>
+    </w:p>
+    <w:p>
+      <w:pPr>
+        <w:pStyle w:val="ListParagraph"/>
+        <w:widowControl w:val="0"/>
+        <w:tabs>
+          <w:tab w:val="left" w:pos="567"/>
+          <w:tab w:val="left" w:pos="1134"/>
+          <w:tab w:val="left" w:pos="1701"/>
+          <w:tab w:val="left" w:pos="2268"/>
+          <w:tab w:val="left" w:pos="2835"/>
+          <w:tab w:val="left" w:pos="3402"/>
+          <w:tab w:val="left" w:pos="3969"/>
+          <w:tab w:val="left" w:pos="4536"/>
+          <w:tab w:val="left" w:pos="5103"/>
+          <w:tab w:val="left" w:pos="5670"/>
+          <w:tab w:val="left" w:pos="6237"/>
+          <w:tab w:val="left" w:pos="6804"/>
+          <w:tab w:val="left" w:pos="7371"/>
+          <w:tab w:val="left" w:pos="7938"/>
+          <w:tab w:val="left" w:pos="8505"/>
+          <w:tab w:val="left" w:pos="9072"/>
+        </w:tabs>
+        <w:suppressAutoHyphens/>
+        <w:autoSpaceDN w:val="0"/>
+        <w:spacing w:after="0"/>
+        <w:ind w:left="0" w:firstLine="0"/>
+        <w:contextualSpacing w:val="0"/>
+        <w:textAlignment w:val="baseline"/>
+        <w:rPr>
+          <w:b/>
+          <w:bCs/>
+        </w:rPr>
+      </w:pPr>
     </w:p>
     <w:p>
       <w:pPr>
@@ -4349,6 +6730,157 @@
 </w:endnotes>
 </file>
 
+<file path=word/footer1.xml><?xml version="1.0" encoding="utf-8"?>
+<w:ftr xmlns:wpc="http://schemas.microsoft.com/office/word/2010/wordprocessingCanvas" xmlns:cx="http://schemas.microsoft.com/office/drawing/2014/chartex" xmlns:cx1="http://schemas.microsoft.com/office/drawing/2015/9/8/chartex" xmlns:cx2="http://schemas.microsoft.com/office/drawing/2015/10/21/chartex" xmlns:cx3="http://schemas.microsoft.com/office/drawing/2016/5/9/chartex" xmlns:cx4="http://schemas.microsoft.com/office/drawing/2016/5/10/chartex" xmlns:cx5="http://schemas.microsoft.com/office/drawing/2016/5/11/chartex" xmlns:cx6="http://schemas.microsoft.com/office/drawing/2016/5/12/chartex" xmlns:cx7="http://schemas.microsoft.com/office/drawing/2016/5/13/chartex" xmlns:cx8="http://schemas.microsoft.com/office/drawing/2016/5/14/chartex" xmlns:mc="http://schemas.openxmlformats.org/markup-compatibility/2006" xmlns:aink="http://schemas.microsoft.com/office/drawing/2016/ink" xmlns:am3d="http://schemas.microsoft.com/office/drawing/2017/model3d" xmlns:o="urn:schemas-microsoft-com:office:office" xmlns:oel="http://schemas.microsoft.com/office/2019/extlst" xmlns:r="http://schemas.openxmlformats.org/officeDocument/2006/relationships" xmlns:m="http://schemas.openxmlformats.org/officeDocument/2006/math" xmlns:v="urn:schemas-microsoft-com:vml" xmlns:wp14="http://schemas.microsoft.com/office/word/2010/wordprocessingDrawing" xmlns:wp="http://schemas.openxmlformats.org/drawingml/2006/wordprocessingDrawing" xmlns:w10="urn:schemas-microsoft-com:office:word" xmlns:w="http://schemas.openxmlformats.org/wordprocessingml/2006/main" xmlns:w14="http://schemas.microsoft.com/office/word/2010/wordml" xmlns:w15="http://schemas.microsoft.com/office/word/2012/wordml" xmlns:w16cex="http://schemas.microsoft.com/office/word/2018/wordml/cex" xmlns:w16cid="http://schemas.microsoft.com/office/word/2016/wordml/cid" xmlns:w16="http://schemas.microsoft.com/office/word/2018/wordml" xmlns:w16du="http://schemas.microsoft.com/office/word/2023/wordml/word16du" xmlns:w16sdtdh="http://schemas.microsoft.com/office/word/2020/wordml/sdtdatahash" xmlns:w16sdtfl="http://schemas.microsoft.com/office/word/2024/wordml/sdtformatlock" xmlns:w16se="http://schemas.microsoft.com/office/word/2015/wordml/symex" xmlns:wpg="http://schemas.microsoft.com/office/word/2010/wordprocessingGroup" xmlns:wpi="http://schemas.microsoft.com/office/word/2010/wordprocessingInk" xmlns:wne="http://schemas.microsoft.com/office/word/2006/wordml" xmlns:wps="http://schemas.microsoft.com/office/word/2010/wordprocessingShape" mc:Ignorable="w14 w15 w16se w16cid w16 w16cex w16sdtdh w16sdtfl w16du wp14">
+  <w:sdt>
+    <w:sdtPr>
+      <w:rPr>
+        <w:sz w:val="20"/>
+        <w:szCs w:val="22"/>
+      </w:rPr>
+      <w:id w:val="1144552890"/>
+      <w:docPartObj>
+        <w:docPartGallery w:val="Page Numbers (Bottom of Page)"/>
+        <w:docPartUnique/>
+      </w:docPartObj>
+    </w:sdtPr>
+    <w:sdtContent>
+      <w:sdt>
+        <w:sdtPr>
+          <w:rPr>
+            <w:sz w:val="20"/>
+            <w:szCs w:val="22"/>
+          </w:rPr>
+          <w:id w:val="-1769616900"/>
+          <w:docPartObj>
+            <w:docPartGallery w:val="Page Numbers (Top of Page)"/>
+            <w:docPartUnique/>
+          </w:docPartObj>
+        </w:sdtPr>
+        <w:sdtContent>
+          <w:p>
+            <w:pPr>
+              <w:pStyle w:val="Footer"/>
+              <w:jc w:val="right"/>
+              <w:rPr>
+                <w:sz w:val="20"/>
+                <w:szCs w:val="22"/>
+              </w:rPr>
+            </w:pPr>
+            <w:r>
+              <w:rPr>
+                <w:sz w:val="20"/>
+                <w:szCs w:val="22"/>
+              </w:rPr>
+              <w:t xml:space="preserve">Page </w:t>
+            </w:r>
+            <w:r>
+              <w:rPr>
+                <w:b/>
+                <w:bCs/>
+                <w:szCs w:val="22"/>
+              </w:rPr>
+              <w:fldChar w:fldCharType="begin"/>
+            </w:r>
+            <w:r>
+              <w:rPr>
+                <w:b/>
+                <w:bCs/>
+                <w:sz w:val="20"/>
+                <w:szCs w:val="22"/>
+              </w:rPr>
+              <w:instrText xml:space="preserve"> PAGE </w:instrText>
+            </w:r>
+            <w:r>
+              <w:rPr>
+                <w:b/>
+                <w:bCs/>
+                <w:szCs w:val="22"/>
+              </w:rPr>
+              <w:fldChar w:fldCharType="separate"/>
+            </w:r>
+            <w:r>
+              <w:rPr>
+                <w:b/>
+                <w:bCs/>
+                <w:noProof/>
+                <w:sz w:val="20"/>
+                <w:szCs w:val="22"/>
+              </w:rPr>
+              <w:t>2</w:t>
+            </w:r>
+            <w:r>
+              <w:rPr>
+                <w:b/>
+                <w:bCs/>
+                <w:szCs w:val="22"/>
+              </w:rPr>
+              <w:fldChar w:fldCharType="end"/>
+            </w:r>
+            <w:r>
+              <w:rPr>
+                <w:sz w:val="20"/>
+                <w:szCs w:val="22"/>
+              </w:rPr>
+              <w:t xml:space="preserve"> of </w:t>
+            </w:r>
+            <w:r>
+              <w:rPr>
+                <w:b/>
+                <w:bCs/>
+                <w:szCs w:val="22"/>
+              </w:rPr>
+              <w:fldChar w:fldCharType="begin"/>
+            </w:r>
+            <w:r>
+              <w:rPr>
+                <w:b/>
+                <w:bCs/>
+                <w:sz w:val="20"/>
+                <w:szCs w:val="22"/>
+              </w:rPr>
+              <w:instrText xml:space="preserve"> NUMPAGES  </w:instrText>
+            </w:r>
+            <w:r>
+              <w:rPr>
+                <w:b/>
+                <w:bCs/>
+                <w:szCs w:val="22"/>
+              </w:rPr>
+              <w:fldChar w:fldCharType="separate"/>
+            </w:r>
+            <w:r>
+              <w:rPr>
+                <w:b/>
+                <w:bCs/>
+                <w:noProof/>
+                <w:sz w:val="20"/>
+                <w:szCs w:val="22"/>
+              </w:rPr>
+              <w:t>2</w:t>
+            </w:r>
+            <w:r>
+              <w:rPr>
+                <w:b/>
+                <w:bCs/>
+                <w:szCs w:val="22"/>
+              </w:rPr>
+              <w:fldChar w:fldCharType="end"/>
+            </w:r>
+          </w:p>
+        </w:sdtContent>
+      </w:sdt>
+    </w:sdtContent>
+  </w:sdt>
+  <w:p>
+    <w:pPr>
+      <w:pStyle w:val="Footer"/>
+      <w:jc w:val="right"/>
+    </w:pPr>
+  </w:p>
+</w:ftr>
+</file>
+
 <file path=word/footnotes.xml><?xml version="1.0" encoding="utf-8"?>
 <w:footnotes xmlns:wpc="http://schemas.microsoft.com/office/word/2010/wordprocessingCanvas" xmlns:cx="http://schemas.microsoft.com/office/drawing/2014/chartex" xmlns:cx1="http://schemas.microsoft.com/office/drawing/2015/9/8/chartex" xmlns:cx2="http://schemas.microsoft.com/office/drawing/2015/10/21/chartex" xmlns:cx3="http://schemas.microsoft.com/office/drawing/2016/5/9/chartex" xmlns:cx4="http://schemas.microsoft.com/office/drawing/2016/5/10/chartex" xmlns:cx5="http://schemas.microsoft.com/office/drawing/2016/5/11/chartex" xmlns:cx6="http://schemas.microsoft.com/office/drawing/2016/5/12/chartex" xmlns:cx7="http://schemas.microsoft.com/office/drawing/2016/5/13/chartex" xmlns:cx8="http://schemas.microsoft.com/office/drawing/2016/5/14/chartex" xmlns:mc="http://schemas.openxmlformats.org/markup-compatibility/2006" xmlns:aink="http://schemas.microsoft.com/office/drawing/2016/ink" xmlns:am3d="http://schemas.microsoft.com/office/drawing/2017/model3d" xmlns:o="urn:schemas-microsoft-com:office:office" xmlns:oel="http://schemas.microsoft.com/office/2019/extlst" xmlns:r="http://schemas.openxmlformats.org/officeDocument/2006/relationships" xmlns:m="http://schemas.openxmlformats.org/officeDocument/2006/math" xmlns:v="urn:schemas-microsoft-com:vml" xmlns:wp14="http://schemas.microsoft.com/office/word/2010/wordprocessingDrawing" xmlns:wp="http://schemas.openxmlformats.org/drawingml/2006/wordprocessingDrawing" xmlns:w10="urn:schemas-microsoft-com:office:word" xmlns:w="http://schemas.openxmlformats.org/wordprocessingml/2006/main" xmlns:w14="http://schemas.microsoft.com/office/word/2010/wordml" xmlns:w15="http://schemas.microsoft.com/office/word/2012/wordml" xmlns:w16cex="http://schemas.microsoft.com/office/word/2018/wordml/cex" xmlns:w16cid="http://schemas.microsoft.com/office/word/2016/wordml/cid" xmlns:w16="http://schemas.microsoft.com/office/word/2018/wordml" xmlns:w16du="http://schemas.microsoft.com/office/word/2023/wordml/word16du" xmlns:w16sdtdh="http://schemas.microsoft.com/office/word/2020/wordml/sdtdatahash" xmlns:w16sdtfl="http://schemas.microsoft.com/office/word/2024/wordml/sdtformatlock" xmlns:w16se="http://schemas.microsoft.com/office/word/2015/wordml/symex" xmlns:wpg="http://schemas.microsoft.com/office/word/2010/wordprocessingGroup" xmlns:wpi="http://schemas.microsoft.com/office/word/2010/wordprocessingInk" xmlns:wne="http://schemas.microsoft.com/office/word/2006/wordml" xmlns:wps="http://schemas.microsoft.com/office/word/2010/wordprocessingShape" mc:Ignorable="w14 w15 w16se w16cid w16 w16cex w16sdtdh w16sdtfl w16du wp14">
   <w:footnote w:type="separator" w:id="-1">
@@ -4677,9 +7209,228 @@
 </w:footnotes>
 </file>
 
+<file path=word/header1.xml><?xml version="1.0" encoding="utf-8"?>
+<w:hdr xmlns:wpc="http://schemas.microsoft.com/office/word/2010/wordprocessingCanvas" xmlns:cx="http://schemas.microsoft.com/office/drawing/2014/chartex" xmlns:cx1="http://schemas.microsoft.com/office/drawing/2015/9/8/chartex" xmlns:cx2="http://schemas.microsoft.com/office/drawing/2015/10/21/chartex" xmlns:cx3="http://schemas.microsoft.com/office/drawing/2016/5/9/chartex" xmlns:cx4="http://schemas.microsoft.com/office/drawing/2016/5/10/chartex" xmlns:cx5="http://schemas.microsoft.com/office/drawing/2016/5/11/chartex" xmlns:cx6="http://schemas.microsoft.com/office/drawing/2016/5/12/chartex" xmlns:cx7="http://schemas.microsoft.com/office/drawing/2016/5/13/chartex" xmlns:cx8="http://schemas.microsoft.com/office/drawing/2016/5/14/chartex" xmlns:mc="http://schemas.openxmlformats.org/markup-compatibility/2006" xmlns:aink="http://schemas.microsoft.com/office/drawing/2016/ink" xmlns:am3d="http://schemas.microsoft.com/office/drawing/2017/model3d" xmlns:o="urn:schemas-microsoft-com:office:office" xmlns:oel="http://schemas.microsoft.com/office/2019/extlst" xmlns:r="http://schemas.openxmlformats.org/officeDocument/2006/relationships" xmlns:m="http://schemas.openxmlformats.org/officeDocument/2006/math" xmlns:v="urn:schemas-microsoft-com:vml" xmlns:wp14="http://schemas.microsoft.com/office/word/2010/wordprocessingDrawing" xmlns:wp="http://schemas.openxmlformats.org/drawingml/2006/wordprocessingDrawing" xmlns:w10="urn:schemas-microsoft-com:office:word" xmlns:w="http://schemas.openxmlformats.org/wordprocessingml/2006/main" xmlns:w14="http://schemas.microsoft.com/office/word/2010/wordml" xmlns:w15="http://schemas.microsoft.com/office/word/2012/wordml" xmlns:w16cex="http://schemas.microsoft.com/office/word/2018/wordml/cex" xmlns:w16cid="http://schemas.microsoft.com/office/word/2016/wordml/cid" xmlns:w16="http://schemas.microsoft.com/office/word/2018/wordml" xmlns:w16du="http://schemas.microsoft.com/office/word/2023/wordml/word16du" xmlns:w16sdtdh="http://schemas.microsoft.com/office/word/2020/wordml/sdtdatahash" xmlns:w16sdtfl="http://schemas.microsoft.com/office/word/2024/wordml/sdtformatlock" xmlns:w16se="http://schemas.microsoft.com/office/word/2015/wordml/symex" xmlns:wpg="http://schemas.microsoft.com/office/word/2010/wordprocessingGroup" xmlns:wpi="http://schemas.microsoft.com/office/word/2010/wordprocessingInk" xmlns:wne="http://schemas.microsoft.com/office/word/2006/wordml" xmlns:wps="http://schemas.microsoft.com/office/word/2010/wordprocessingShape" mc:Ignorable="w14 w15 w16se w16cid w16 w16cex w16sdtdh w16sdtfl w16du wp14">
+  <w:p>
+    <w:pPr>
+      <w:pStyle w:val="Header"/>
+      <w:jc w:val="right"/>
+      <w:rPr>
+        <w:sz w:val="20"/>
+        <w:szCs w:val="22"/>
+      </w:rPr>
+    </w:pPr>
+    <w:r>
+      <w:rPr>
+        <w:sz w:val="20"/>
+        <w:szCs w:val="22"/>
+      </w:rPr>
+      <w:t xml:space="preserve">Cadet Action Safety Plan </w:t>
+    </w:r>
+    <w:proofErr w:type="gramStart"/>
+    <w:r>
+      <w:rPr>
+        <w:sz w:val="20"/>
+        <w:szCs w:val="22"/>
+      </w:rPr>
+      <w:t xml:space="preserve">{{ </w:t>
+    </w:r>
+    <w:proofErr w:type="spellStart"/>
+    <w:r>
+      <w:rPr>
+        <w:sz w:val="20"/>
+        <w:szCs w:val="22"/>
+      </w:rPr>
+      <w:t>Activity.Code</w:t>
+    </w:r>
+    <w:proofErr w:type="spellEnd"/>
+    <w:proofErr w:type="gramEnd"/>
+    <w:r>
+      <w:rPr>
+        <w:sz w:val="20"/>
+        <w:szCs w:val="22"/>
+      </w:rPr>
+      <w:t xml:space="preserve"> }}</w:t>
+    </w:r>
+  </w:p>
+</w:hdr>
+</file>
+
 <file path=word/numbering.xml><?xml version="1.0" encoding="utf-8"?>
 <w:numbering xmlns:wpc="http://schemas.microsoft.com/office/word/2010/wordprocessingCanvas" xmlns:cx="http://schemas.microsoft.com/office/drawing/2014/chartex" xmlns:cx1="http://schemas.microsoft.com/office/drawing/2015/9/8/chartex" xmlns:cx2="http://schemas.microsoft.com/office/drawing/2015/10/21/chartex" xmlns:cx3="http://schemas.microsoft.com/office/drawing/2016/5/9/chartex" xmlns:cx4="http://schemas.microsoft.com/office/drawing/2016/5/10/chartex" xmlns:cx5="http://schemas.microsoft.com/office/drawing/2016/5/11/chartex" xmlns:cx6="http://schemas.microsoft.com/office/drawing/2016/5/12/chartex" xmlns:cx7="http://schemas.microsoft.com/office/drawing/2016/5/13/chartex" xmlns:cx8="http://schemas.microsoft.com/office/drawing/2016/5/14/chartex" xmlns:mc="http://schemas.openxmlformats.org/markup-compatibility/2006" xmlns:aink="http://schemas.microsoft.com/office/drawing/2016/ink" xmlns:am3d="http://schemas.microsoft.com/office/drawing/2017/model3d" xmlns:o="urn:schemas-microsoft-com:office:office" xmlns:oel="http://schemas.microsoft.com/office/2019/extlst" xmlns:r="http://schemas.openxmlformats.org/officeDocument/2006/relationships" xmlns:m="http://schemas.openxmlformats.org/officeDocument/2006/math" xmlns:v="urn:schemas-microsoft-com:vml" xmlns:wp14="http://schemas.microsoft.com/office/word/2010/wordprocessingDrawing" xmlns:wp="http://schemas.openxmlformats.org/drawingml/2006/wordprocessingDrawing" xmlns:w10="urn:schemas-microsoft-com:office:word" xmlns:w="http://schemas.openxmlformats.org/wordprocessingml/2006/main" xmlns:w14="http://schemas.microsoft.com/office/word/2010/wordml" xmlns:w15="http://schemas.microsoft.com/office/word/2012/wordml" xmlns:w16cex="http://schemas.microsoft.com/office/word/2018/wordml/cex" xmlns:w16cid="http://schemas.microsoft.com/office/word/2016/wordml/cid" xmlns:w16="http://schemas.microsoft.com/office/word/2018/wordml" xmlns:w16du="http://schemas.microsoft.com/office/word/2023/wordml/word16du" xmlns:w16sdtdh="http://schemas.microsoft.com/office/word/2020/wordml/sdtdatahash" xmlns:w16sdtfl="http://schemas.microsoft.com/office/word/2024/wordml/sdtformatlock" xmlns:w16se="http://schemas.microsoft.com/office/word/2015/wordml/symex" xmlns:wpg="http://schemas.microsoft.com/office/word/2010/wordprocessingGroup" xmlns:wpi="http://schemas.microsoft.com/office/word/2010/wordprocessingInk" xmlns:wne="http://schemas.microsoft.com/office/word/2006/wordml" xmlns:wps="http://schemas.microsoft.com/office/word/2010/wordprocessingShape" mc:Ignorable="w14 w15 w16se w16cid w16 w16cex w16sdtdh w16sdtfl w16du wp14">
   <w:abstractNum w:abstractNumId="0" w15:restartNumberingAfterBreak="0">
+    <w:nsid w:val="04CF3658"/>
+    <w:multiLevelType w:val="hybridMultilevel"/>
+    <w:tmpl w:val="F4CA7CFE"/>
+    <w:lvl w:ilvl="0" w:tplc="0809000F">
+      <w:start w:val="1"/>
+      <w:numFmt w:val="decimal"/>
+      <w:lvlText w:val="%1."/>
+      <w:lvlJc w:val="left"/>
+      <w:pPr>
+        <w:ind w:left="720" w:hanging="360"/>
+      </w:pPr>
+    </w:lvl>
+    <w:lvl w:ilvl="1" w:tplc="08090019" w:tentative="1">
+      <w:start w:val="1"/>
+      <w:numFmt w:val="lowerLetter"/>
+      <w:lvlText w:val="%2."/>
+      <w:lvlJc w:val="left"/>
+      <w:pPr>
+        <w:ind w:left="1440" w:hanging="360"/>
+      </w:pPr>
+    </w:lvl>
+    <w:lvl w:ilvl="2" w:tplc="0809001B" w:tentative="1">
+      <w:start w:val="1"/>
+      <w:numFmt w:val="lowerRoman"/>
+      <w:lvlText w:val="%3."/>
+      <w:lvlJc w:val="right"/>
+      <w:pPr>
+        <w:ind w:left="2160" w:hanging="180"/>
+      </w:pPr>
+    </w:lvl>
+    <w:lvl w:ilvl="3" w:tplc="0809000F" w:tentative="1">
+      <w:start w:val="1"/>
+      <w:numFmt w:val="decimal"/>
+      <w:lvlText w:val="%4."/>
+      <w:lvlJc w:val="left"/>
+      <w:pPr>
+        <w:ind w:left="2880" w:hanging="360"/>
+      </w:pPr>
+    </w:lvl>
+    <w:lvl w:ilvl="4" w:tplc="08090019" w:tentative="1">
+      <w:start w:val="1"/>
+      <w:numFmt w:val="lowerLetter"/>
+      <w:lvlText w:val="%5."/>
+      <w:lvlJc w:val="left"/>
+      <w:pPr>
+        <w:ind w:left="3600" w:hanging="360"/>
+      </w:pPr>
+    </w:lvl>
+    <w:lvl w:ilvl="5" w:tplc="0809001B" w:tentative="1">
+      <w:start w:val="1"/>
+      <w:numFmt w:val="lowerRoman"/>
+      <w:lvlText w:val="%6."/>
+      <w:lvlJc w:val="right"/>
+      <w:pPr>
+        <w:ind w:left="4320" w:hanging="180"/>
+      </w:pPr>
+    </w:lvl>
+    <w:lvl w:ilvl="6" w:tplc="0809000F" w:tentative="1">
+      <w:start w:val="1"/>
+      <w:numFmt w:val="decimal"/>
+      <w:lvlText w:val="%7."/>
+      <w:lvlJc w:val="left"/>
+      <w:pPr>
+        <w:ind w:left="5040" w:hanging="360"/>
+      </w:pPr>
+    </w:lvl>
+    <w:lvl w:ilvl="7" w:tplc="08090019" w:tentative="1">
+      <w:start w:val="1"/>
+      <w:numFmt w:val="lowerLetter"/>
+      <w:lvlText w:val="%8."/>
+      <w:lvlJc w:val="left"/>
+      <w:pPr>
+        <w:ind w:left="5760" w:hanging="360"/>
+      </w:pPr>
+    </w:lvl>
+    <w:lvl w:ilvl="8" w:tplc="0809001B" w:tentative="1">
+      <w:start w:val="1"/>
+      <w:numFmt w:val="lowerRoman"/>
+      <w:lvlText w:val="%9."/>
+      <w:lvlJc w:val="right"/>
+      <w:pPr>
+        <w:ind w:left="6480" w:hanging="180"/>
+      </w:pPr>
+    </w:lvl>
+  </w:abstractNum>
+  <w:abstractNum w:abstractNumId="1" w15:restartNumberingAfterBreak="0">
+    <w:nsid w:val="0B056C72"/>
+    <w:multiLevelType w:val="hybridMultilevel"/>
+    <w:tmpl w:val="B77A6A0A"/>
+    <w:lvl w:ilvl="0" w:tplc="04090015">
+      <w:start w:val="1"/>
+      <w:numFmt w:val="upperLetter"/>
+      <w:lvlText w:val="%1."/>
+      <w:lvlJc w:val="left"/>
+      <w:pPr>
+        <w:ind w:left="720" w:hanging="360"/>
+      </w:pPr>
+    </w:lvl>
+    <w:lvl w:ilvl="1" w:tplc="FFFFFFFF" w:tentative="1">
+      <w:start w:val="1"/>
+      <w:numFmt w:val="lowerLetter"/>
+      <w:lvlText w:val="%2."/>
+      <w:lvlJc w:val="left"/>
+      <w:pPr>
+        <w:ind w:left="1440" w:hanging="360"/>
+      </w:pPr>
+    </w:lvl>
+    <w:lvl w:ilvl="2" w:tplc="FFFFFFFF" w:tentative="1">
+      <w:start w:val="1"/>
+      <w:numFmt w:val="lowerRoman"/>
+      <w:lvlText w:val="%3."/>
+      <w:lvlJc w:val="right"/>
+      <w:pPr>
+        <w:ind w:left="2160" w:hanging="180"/>
+      </w:pPr>
+    </w:lvl>
+    <w:lvl w:ilvl="3" w:tplc="FFFFFFFF" w:tentative="1">
+      <w:start w:val="1"/>
+      <w:numFmt w:val="decimal"/>
+      <w:lvlText w:val="%4."/>
+      <w:lvlJc w:val="left"/>
+      <w:pPr>
+        <w:ind w:left="2880" w:hanging="360"/>
+      </w:pPr>
+    </w:lvl>
+    <w:lvl w:ilvl="4" w:tplc="FFFFFFFF" w:tentative="1">
+      <w:start w:val="1"/>
+      <w:numFmt w:val="lowerLetter"/>
+      <w:lvlText w:val="%5."/>
+      <w:lvlJc w:val="left"/>
+      <w:pPr>
+        <w:ind w:left="3600" w:hanging="360"/>
+      </w:pPr>
+    </w:lvl>
+    <w:lvl w:ilvl="5" w:tplc="FFFFFFFF" w:tentative="1">
+      <w:start w:val="1"/>
+      <w:numFmt w:val="lowerRoman"/>
+      <w:lvlText w:val="%6."/>
+      <w:lvlJc w:val="right"/>
+      <w:pPr>
+        <w:ind w:left="4320" w:hanging="180"/>
+      </w:pPr>
+    </w:lvl>
+    <w:lvl w:ilvl="6" w:tplc="FFFFFFFF" w:tentative="1">
+      <w:start w:val="1"/>
+      <w:numFmt w:val="decimal"/>
+      <w:lvlText w:val="%7."/>
+      <w:lvlJc w:val="left"/>
+      <w:pPr>
+        <w:ind w:left="5040" w:hanging="360"/>
+      </w:pPr>
+    </w:lvl>
+    <w:lvl w:ilvl="7" w:tplc="FFFFFFFF" w:tentative="1">
+      <w:start w:val="1"/>
+      <w:numFmt w:val="lowerLetter"/>
+      <w:lvlText w:val="%8."/>
+      <w:lvlJc w:val="left"/>
+      <w:pPr>
+        <w:ind w:left="5760" w:hanging="360"/>
+      </w:pPr>
+    </w:lvl>
+    <w:lvl w:ilvl="8" w:tplc="FFFFFFFF" w:tentative="1">
+      <w:start w:val="1"/>
+      <w:numFmt w:val="lowerRoman"/>
+      <w:lvlText w:val="%9."/>
+      <w:lvlJc w:val="right"/>
+      <w:pPr>
+        <w:ind w:left="6480" w:hanging="180"/>
+      </w:pPr>
+    </w:lvl>
+  </w:abstractNum>
+  <w:abstractNum w:abstractNumId="2" w15:restartNumberingAfterBreak="0">
     <w:nsid w:val="33807063"/>
     <w:multiLevelType w:val="multilevel"/>
     <w:tmpl w:val="BD94576A"/>
@@ -4757,13 +7508,13 @@
       </w:rPr>
     </w:lvl>
   </w:abstractNum>
-  <w:abstractNum w:abstractNumId="1" w15:restartNumberingAfterBreak="0">
+  <w:abstractNum w:abstractNumId="3" w15:restartNumberingAfterBreak="0">
     <w:nsid w:val="4E585523"/>
     <w:multiLevelType w:val="multilevel"/>
     <w:tmpl w:val="13D076C4"/>
     <w:numStyleLink w:val="DWGnumbering"/>
   </w:abstractNum>
-  <w:abstractNum w:abstractNumId="2" w15:restartNumberingAfterBreak="0">
+  <w:abstractNum w:abstractNumId="4" w15:restartNumberingAfterBreak="0">
     <w:nsid w:val="72807243"/>
     <w:multiLevelType w:val="multilevel"/>
     <w:tmpl w:val="F60820DC"/>
@@ -4882,7 +7633,7 @@
       </w:rPr>
     </w:lvl>
   </w:abstractNum>
-  <w:abstractNum w:abstractNumId="3" w15:restartNumberingAfterBreak="0">
+  <w:abstractNum w:abstractNumId="5" w15:restartNumberingAfterBreak="0">
     <w:nsid w:val="738F09CC"/>
     <w:multiLevelType w:val="multilevel"/>
     <w:tmpl w:val="13D076C4"/>
@@ -5019,13 +7770,13 @@
     </w:lvl>
   </w:abstractNum>
   <w:num w:numId="1" w16cid:durableId="1828399819">
-    <w:abstractNumId w:val="2"/>
+    <w:abstractNumId w:val="4"/>
   </w:num>
   <w:num w:numId="2" w16cid:durableId="941032170">
-    <w:abstractNumId w:val="3"/>
+    <w:abstractNumId w:val="5"/>
   </w:num>
   <w:num w:numId="3" w16cid:durableId="2075346006">
-    <w:abstractNumId w:val="1"/>
+    <w:abstractNumId w:val="3"/>
     <w:lvlOverride w:ilvl="0">
       <w:lvl w:ilvl="0">
         <w:start w:val="1"/>
@@ -5176,7 +7927,13 @@
     </w:lvlOverride>
   </w:num>
   <w:num w:numId="4" w16cid:durableId="1808085680">
+    <w:abstractNumId w:val="2"/>
+  </w:num>
+  <w:num w:numId="5" w16cid:durableId="1725715020">
     <w:abstractNumId w:val="0"/>
+  </w:num>
+  <w:num w:numId="6" w16cid:durableId="851409947">
+    <w:abstractNumId w:val="1"/>
   </w:num>
 </w:numbering>
 </file>
@@ -5351,7 +8108,7 @@
     <w:lsdException w:name="Table Web 2" w:semiHidden="1" w:unhideWhenUsed="1"/>
     <w:lsdException w:name="Table Web 3" w:semiHidden="1" w:unhideWhenUsed="1"/>
     <w:lsdException w:name="Balloon Text" w:semiHidden="1" w:unhideWhenUsed="1"/>
-    <w:lsdException w:name="Table Grid" w:uiPriority="39"/>
+    <w:lsdException w:name="Table Grid" w:uiPriority="59"/>
     <w:lsdException w:name="Table Theme" w:semiHidden="1" w:unhideWhenUsed="1"/>
     <w:lsdException w:name="Placeholder Text" w:semiHidden="1"/>
     <w:lsdException w:name="No Spacing" w:uiPriority="1" w:qFormat="1"/>
@@ -6197,7 +8954,7 @@
   <w:style w:type="table" w:styleId="TableGrid">
     <w:name w:val="Table Grid"/>
     <w:basedOn w:val="TableNormal"/>
-    <w:uiPriority w:val="39"/>
+    <w:uiPriority w:val="59"/>
     <w:rsid w:val="002050F2"/>
     <w:tblPr>
       <w:tblBorders>
@@ -6209,6 +8966,60 @@
         <w:insideV w:val="single" w:sz="4" w:space="0" w:color="auto"/>
       </w:tblBorders>
     </w:tblPr>
+  </w:style>
+  <w:style w:type="paragraph" w:styleId="Header">
+    <w:name w:val="header"/>
+    <w:basedOn w:val="Normal"/>
+    <w:link w:val="HeaderChar"/>
+    <w:uiPriority w:val="99"/>
+    <w:unhideWhenUsed/>
+    <w:rsid w:val="00D66D72"/>
+    <w:pPr>
+      <w:tabs>
+        <w:tab w:val="center" w:pos="4680"/>
+        <w:tab w:val="right" w:pos="9360"/>
+      </w:tabs>
+    </w:pPr>
+  </w:style>
+  <w:style w:type="character" w:customStyle="1" w:styleId="HeaderChar">
+    <w:name w:val="Header Char"/>
+    <w:basedOn w:val="DefaultParagraphFont"/>
+    <w:link w:val="Header"/>
+    <w:uiPriority w:val="99"/>
+    <w:rsid w:val="00D66D72"/>
+    <w:rPr>
+      <w:rFonts w:ascii="Arial" w:hAnsi="Arial"/>
+      <w:color w:val="000000" w:themeColor="text1"/>
+      <w:sz w:val="22"/>
+      <w:lang w:val="en-GB"/>
+    </w:rPr>
+  </w:style>
+  <w:style w:type="paragraph" w:styleId="Footer">
+    <w:name w:val="footer"/>
+    <w:basedOn w:val="Normal"/>
+    <w:link w:val="FooterChar"/>
+    <w:uiPriority w:val="99"/>
+    <w:unhideWhenUsed/>
+    <w:rsid w:val="00D66D72"/>
+    <w:pPr>
+      <w:tabs>
+        <w:tab w:val="center" w:pos="4680"/>
+        <w:tab w:val="right" w:pos="9360"/>
+      </w:tabs>
+    </w:pPr>
+  </w:style>
+  <w:style w:type="character" w:customStyle="1" w:styleId="FooterChar">
+    <w:name w:val="Footer Char"/>
+    <w:basedOn w:val="DefaultParagraphFont"/>
+    <w:link w:val="Footer"/>
+    <w:uiPriority w:val="99"/>
+    <w:rsid w:val="00D66D72"/>
+    <w:rPr>
+      <w:rFonts w:ascii="Arial" w:hAnsi="Arial"/>
+      <w:color w:val="000000" w:themeColor="text1"/>
+      <w:sz w:val="22"/>
+      <w:lang w:val="en-GB"/>
+    </w:rPr>
   </w:style>
 </w:styles>
 </file>
